--- a/data/reports/files/주간에너지보고서_20260727-20260802.docx
+++ b/data/reports/files/주간에너지보고서_20260727-20260802.docx
@@ -45,7 +45,7 @@
           <w:sz w:val="18"/>
           <w:szCs w:val="18"/>
         </w:rPr>
-        <w:t xml:space="preserve">노원구 공공시설 56개소 · 작성일 2026-08-03 · 에너지 모니터링 시스템 자동 생성</w:t>
+        <w:t xml:space="preserve">노원구 공공시설 56개소 · 작성일 2026-08-09 · 에너지 모니터링 시스템 자동 생성</w:t>
       </w:r>
     </w:p>
     <w:p>
@@ -130,7 +130,7 @@
                 <w:sz w:val="18"/>
                 <w:szCs w:val="18"/>
               </w:rPr>
-              <w:t xml:space="preserve">263,427 kWh</w:t>
+              <w:t xml:space="preserve">288,675 kWh</w:t>
             </w:r>
           </w:p>
         </w:tc>
@@ -181,7 +181,7 @@
                 <w:sz w:val="18"/>
                 <w:szCs w:val="18"/>
               </w:rPr>
-              <w:t xml:space="preserve">119.62 tCO2</w:t>
+              <w:t xml:space="preserve">131.09 tCO2</w:t>
             </w:r>
           </w:p>
         </w:tc>
@@ -234,7 +234,7 @@
                 <w:sz w:val="18"/>
                 <w:szCs w:val="18"/>
               </w:rPr>
-              <w:t xml:space="preserve">▼ 10.7%</w:t>
+              <w:t xml:space="preserve">▼ 2.1%</w:t>
             </w:r>
           </w:p>
         </w:tc>
@@ -285,7 +285,7 @@
                 <w:sz w:val="18"/>
                 <w:szCs w:val="18"/>
               </w:rPr>
-              <w:t xml:space="preserve">▼ 1.2%</w:t>
+              <w:t xml:space="preserve">▲ 8.2%</w:t>
             </w:r>
           </w:p>
         </w:tc>
@@ -338,7 +338,7 @@
                 <w:sz w:val="18"/>
                 <w:szCs w:val="18"/>
               </w:rPr>
-              <w:t xml:space="preserve">6,696,794 원</w:t>
+              <w:t xml:space="preserve">7,225,842 원</w:t>
             </w:r>
           </w:p>
         </w:tc>
@@ -1170,7 +1170,7 @@
                 <w:sz w:val="18"/>
                 <w:szCs w:val="18"/>
               </w:rPr>
-              <w:t xml:space="preserve">31.1℃</w:t>
+              <w:t xml:space="preserve">31.3℃</w:t>
             </w:r>
           </w:p>
         </w:tc>
@@ -1195,7 +1195,7 @@
                 <w:sz w:val="18"/>
                 <w:szCs w:val="18"/>
               </w:rPr>
-              <w:t xml:space="preserve">23.5℃</w:t>
+              <w:t xml:space="preserve">23.0℃</w:t>
             </w:r>
           </w:p>
         </w:tc>
@@ -1322,7 +1322,7 @@
                 <w:sz w:val="18"/>
                 <w:szCs w:val="18"/>
               </w:rPr>
-              <w:t xml:space="preserve">-</w:t>
+              <w:t xml:space="preserve">31.3℃</w:t>
             </w:r>
           </w:p>
         </w:tc>
@@ -1347,7 +1347,7 @@
                 <w:sz w:val="18"/>
                 <w:szCs w:val="18"/>
               </w:rPr>
-              <w:t xml:space="preserve">-</w:t>
+              <w:t xml:space="preserve">23.2℃</w:t>
             </w:r>
           </w:p>
         </w:tc>
@@ -1474,7 +1474,7 @@
                 <w:sz w:val="18"/>
                 <w:szCs w:val="18"/>
               </w:rPr>
-              <w:t xml:space="preserve">-</w:t>
+              <w:t xml:space="preserve">33.3℃</w:t>
             </w:r>
           </w:p>
         </w:tc>
@@ -1499,7 +1499,7 @@
                 <w:sz w:val="18"/>
                 <w:szCs w:val="18"/>
               </w:rPr>
-              <w:t xml:space="preserve">-</w:t>
+              <w:t xml:space="preserve">25.3℃</w:t>
             </w:r>
           </w:p>
         </w:tc>
@@ -1551,7 +1551,7 @@
                 <w:sz w:val="18"/>
                 <w:szCs w:val="18"/>
               </w:rPr>
-              <w:t xml:space="preserve">2,357 kWh</w:t>
+              <w:t xml:space="preserve">27,605 kWh</w:t>
             </w:r>
           </w:p>
         </w:tc>
@@ -1601,7 +1601,7 @@
                 <w:sz w:val="18"/>
                 <w:szCs w:val="18"/>
               </w:rPr>
-              <w:t xml:space="preserve">▼ 92.3%</w:t>
+              <w:t xml:space="preserve">▼ 10.1%</w:t>
             </w:r>
           </w:p>
         </w:tc>
@@ -1626,7 +1626,7 @@
                 <w:sz w:val="18"/>
                 <w:szCs w:val="18"/>
               </w:rPr>
-              <w:t xml:space="preserve">-</w:t>
+              <w:t xml:space="preserve">33.8℃</w:t>
             </w:r>
           </w:p>
         </w:tc>
@@ -1651,7 +1651,7 @@
                 <w:sz w:val="18"/>
                 <w:szCs w:val="18"/>
               </w:rPr>
-              <w:t xml:space="preserve">-</w:t>
+              <w:t xml:space="preserve">25.2℃</w:t>
             </w:r>
           </w:p>
         </w:tc>
@@ -1899,7 +1899,7 @@
                 <w:sz w:val="18"/>
                 <w:szCs w:val="18"/>
               </w:rPr>
-              <w:t xml:space="preserve">118,745 kWh</w:t>
+              <w:t xml:space="preserve">129,706 kWh</w:t>
             </w:r>
           </w:p>
         </w:tc>
@@ -1924,7 +1924,7 @@
                 <w:sz w:val="18"/>
                 <w:szCs w:val="18"/>
               </w:rPr>
-              <w:t xml:space="preserve">53.92 tCO2</w:t>
+              <w:t xml:space="preserve">58.90 tCO2</w:t>
             </w:r>
           </w:p>
         </w:tc>
@@ -1949,7 +1949,7 @@
                 <w:sz w:val="18"/>
                 <w:szCs w:val="18"/>
               </w:rPr>
-              <w:t xml:space="preserve">▼ 16.2%</w:t>
+              <w:t xml:space="preserve">▼ 8.4%</w:t>
             </w:r>
           </w:p>
         </w:tc>
@@ -2026,7 +2026,7 @@
                 <w:sz w:val="18"/>
                 <w:szCs w:val="18"/>
               </w:rPr>
-              <w:t xml:space="preserve">56,316 kWh</w:t>
+              <w:t xml:space="preserve">62,176 kWh</w:t>
             </w:r>
           </w:p>
         </w:tc>
@@ -2051,7 +2051,7 @@
                 <w:sz w:val="18"/>
                 <w:szCs w:val="18"/>
               </w:rPr>
-              <w:t xml:space="preserve">25.57 tCO2</w:t>
+              <w:t xml:space="preserve">28.23 tCO2</w:t>
             </w:r>
           </w:p>
         </w:tc>
@@ -2076,7 +2076,7 @@
                 <w:sz w:val="18"/>
                 <w:szCs w:val="18"/>
               </w:rPr>
-              <w:t xml:space="preserve">▲ 7.6%</w:t>
+              <w:t xml:space="preserve">▲ 18.8%</w:t>
             </w:r>
           </w:p>
         </w:tc>
@@ -2153,7 +2153,7 @@
                 <w:sz w:val="18"/>
                 <w:szCs w:val="18"/>
               </w:rPr>
-              <w:t xml:space="preserve">24,102 kWh</w:t>
+              <w:t xml:space="preserve">25,880 kWh</w:t>
             </w:r>
           </w:p>
         </w:tc>
@@ -2178,7 +2178,7 @@
                 <w:sz w:val="18"/>
                 <w:szCs w:val="18"/>
               </w:rPr>
-              <w:t xml:space="preserve">10.94 tCO2</w:t>
+              <w:t xml:space="preserve">11.75 tCO2</w:t>
             </w:r>
           </w:p>
         </w:tc>
@@ -2203,7 +2203,7 @@
                 <w:sz w:val="18"/>
                 <w:szCs w:val="18"/>
               </w:rPr>
-              <w:t xml:space="preserve">▼ 19.1%</w:t>
+              <w:t xml:space="preserve">▼ 13.2%</w:t>
             </w:r>
           </w:p>
         </w:tc>
@@ -2280,7 +2280,7 @@
                 <w:sz w:val="18"/>
                 <w:szCs w:val="18"/>
               </w:rPr>
-              <w:t xml:space="preserve">19,290 kWh</w:t>
+              <w:t xml:space="preserve">22,722 kWh</w:t>
             </w:r>
           </w:p>
         </w:tc>
@@ -2305,7 +2305,7 @@
                 <w:sz w:val="18"/>
                 <w:szCs w:val="18"/>
               </w:rPr>
-              <w:t xml:space="preserve">8.76 tCO2</w:t>
+              <w:t xml:space="preserve">10.32 tCO2</w:t>
             </w:r>
           </w:p>
         </w:tc>
@@ -2330,7 +2330,7 @@
                 <w:sz w:val="18"/>
                 <w:szCs w:val="18"/>
               </w:rPr>
-              <w:t xml:space="preserve">▲ 18.7%</w:t>
+              <w:t xml:space="preserve">▲ 39.8%</w:t>
             </w:r>
           </w:p>
         </w:tc>
@@ -2407,7 +2407,7 @@
                 <w:sz w:val="18"/>
                 <w:szCs w:val="18"/>
               </w:rPr>
-              <w:t xml:space="preserve">16,367 kWh</w:t>
+              <w:t xml:space="preserve">17,912 kWh</w:t>
             </w:r>
           </w:p>
         </w:tc>
@@ -2432,7 +2432,7 @@
                 <w:sz w:val="18"/>
                 <w:szCs w:val="18"/>
               </w:rPr>
-              <w:t xml:space="preserve">7.43 tCO2</w:t>
+              <w:t xml:space="preserve">8.13 tCO2</w:t>
             </w:r>
           </w:p>
         </w:tc>
@@ -2457,7 +2457,7 @@
                 <w:sz w:val="18"/>
                 <w:szCs w:val="18"/>
               </w:rPr>
-              <w:t xml:space="preserve">▼ 16.5%</w:t>
+              <w:t xml:space="preserve">▼ 8.6%</w:t>
             </w:r>
           </w:p>
         </w:tc>
@@ -2534,7 +2534,7 @@
                 <w:sz w:val="18"/>
                 <w:szCs w:val="18"/>
               </w:rPr>
-              <w:t xml:space="preserve">15,244 kWh</w:t>
+              <w:t xml:space="preserve">15,641 kWh</w:t>
             </w:r>
           </w:p>
         </w:tc>
@@ -2559,7 +2559,7 @@
                 <w:sz w:val="18"/>
                 <w:szCs w:val="18"/>
               </w:rPr>
-              <w:t xml:space="preserve">6.92 tCO2</w:t>
+              <w:t xml:space="preserve">7.10 tCO2</w:t>
             </w:r>
           </w:p>
         </w:tc>
@@ -2584,7 +2584,7 @@
                 <w:sz w:val="18"/>
                 <w:szCs w:val="18"/>
               </w:rPr>
-              <w:t xml:space="preserve">▼ 17.9%</w:t>
+              <w:t xml:space="preserve">▼ 15.8%</w:t>
             </w:r>
           </w:p>
         </w:tc>
@@ -2611,7 +2611,7 @@
                 <w:sz w:val="18"/>
                 <w:szCs w:val="18"/>
               </w:rPr>
-              <w:t xml:space="preserve">보건소</w:t>
+              <w:t xml:space="preserve">도서관</w:t>
             </w:r>
           </w:p>
         </w:tc>
@@ -2636,7 +2636,7 @@
                 <w:sz w:val="18"/>
                 <w:szCs w:val="18"/>
               </w:rPr>
-              <w:t xml:space="preserve">3</w:t>
+              <w:t xml:space="preserve">2</w:t>
             </w:r>
           </w:p>
         </w:tc>
@@ -2661,7 +2661,7 @@
                 <w:sz w:val="18"/>
                 <w:szCs w:val="18"/>
               </w:rPr>
-              <w:t xml:space="preserve">6,748 kWh</w:t>
+              <w:t xml:space="preserve">7,633 kWh</w:t>
             </w:r>
           </w:p>
         </w:tc>
@@ -2686,7 +2686,7 @@
                 <w:sz w:val="18"/>
                 <w:szCs w:val="18"/>
               </w:rPr>
-              <w:t xml:space="preserve">3.06 tCO2</w:t>
+              <w:t xml:space="preserve">3.47 tCO2</w:t>
             </w:r>
           </w:p>
         </w:tc>
@@ -2711,7 +2711,7 @@
                 <w:sz w:val="18"/>
                 <w:szCs w:val="18"/>
               </w:rPr>
-              <w:t xml:space="preserve">▼ 11.4%</w:t>
+              <w:t xml:space="preserve">▼ 16.4%</w:t>
             </w:r>
           </w:p>
         </w:tc>
@@ -2738,7 +2738,7 @@
                 <w:sz w:val="18"/>
                 <w:szCs w:val="18"/>
               </w:rPr>
-              <w:t xml:space="preserve">도서관</w:t>
+              <w:t xml:space="preserve">보건소</w:t>
             </w:r>
           </w:p>
         </w:tc>
@@ -2763,7 +2763,7 @@
                 <w:sz w:val="18"/>
                 <w:szCs w:val="18"/>
               </w:rPr>
-              <w:t xml:space="preserve">2</w:t>
+              <w:t xml:space="preserve">3</w:t>
             </w:r>
           </w:p>
         </w:tc>
@@ -2788,7 +2788,7 @@
                 <w:sz w:val="18"/>
                 <w:szCs w:val="18"/>
               </w:rPr>
-              <w:t xml:space="preserve">6,615 kWh</w:t>
+              <w:t xml:space="preserve">7,004 kWh</w:t>
             </w:r>
           </w:p>
         </w:tc>
@@ -2813,7 +2813,7 @@
                 <w:sz w:val="18"/>
                 <w:szCs w:val="18"/>
               </w:rPr>
-              <w:t xml:space="preserve">3.00 tCO2</w:t>
+              <w:t xml:space="preserve">3.18 tCO2</w:t>
             </w:r>
           </w:p>
         </w:tc>
@@ -2838,7 +2838,7 @@
                 <w:sz w:val="18"/>
                 <w:szCs w:val="18"/>
               </w:rPr>
-              <w:t xml:space="preserve">▼ 27.5%</w:t>
+              <w:t xml:space="preserve">▼ 8.1%</w:t>
             </w:r>
           </w:p>
         </w:tc>
@@ -3178,7 +3178,7 @@
                 <w:sz w:val="18"/>
                 <w:szCs w:val="18"/>
               </w:rPr>
-              <w:t xml:space="preserve">396 kWh</w:t>
+              <w:t xml:space="preserve">420 kWh</w:t>
             </w:r>
           </w:p>
         </w:tc>
@@ -3228,7 +3228,7 @@
                 <w:sz w:val="18"/>
                 <w:szCs w:val="18"/>
               </w:rPr>
-              <w:t xml:space="preserve">9.90</w:t>
+              <w:t xml:space="preserve">10.51</w:t>
             </w:r>
           </w:p>
         </w:tc>
@@ -3253,7 +3253,7 @@
                 <w:sz w:val="18"/>
                 <w:szCs w:val="18"/>
               </w:rPr>
-              <w:t xml:space="preserve">▼ 8.0%</w:t>
+              <w:t xml:space="preserve">▼ 2.4%</w:t>
             </w:r>
           </w:p>
         </w:tc>
@@ -3355,7 +3355,7 @@
                 <w:sz w:val="18"/>
                 <w:szCs w:val="18"/>
               </w:rPr>
-              <w:t xml:space="preserve">6,403 kWh</w:t>
+              <w:t xml:space="preserve">6,867 kWh</w:t>
             </w:r>
           </w:p>
         </w:tc>
@@ -3405,7 +3405,7 @@
                 <w:sz w:val="18"/>
                 <w:szCs w:val="18"/>
               </w:rPr>
-              <w:t xml:space="preserve">5.16</w:t>
+              <w:t xml:space="preserve">5.53</w:t>
             </w:r>
           </w:p>
         </w:tc>
@@ -3430,7 +3430,7 @@
                 <w:sz w:val="18"/>
                 <w:szCs w:val="18"/>
               </w:rPr>
-              <w:t xml:space="preserve">▼ 5.6%</w:t>
+              <w:t xml:space="preserve">▲ 1.2%</w:t>
             </w:r>
           </w:p>
         </w:tc>
@@ -3532,7 +3532,7 @@
                 <w:sz w:val="18"/>
                 <w:szCs w:val="18"/>
               </w:rPr>
-              <w:t xml:space="preserve">487 kWh</w:t>
+              <w:t xml:space="preserve">497 kWh</w:t>
             </w:r>
           </w:p>
         </w:tc>
@@ -3582,7 +3582,7 @@
                 <w:sz w:val="18"/>
                 <w:szCs w:val="18"/>
               </w:rPr>
-              <w:t xml:space="preserve">4.09</w:t>
+              <w:t xml:space="preserve">4.18</w:t>
             </w:r>
           </w:p>
         </w:tc>
@@ -3607,7 +3607,7 @@
                 <w:sz w:val="18"/>
                 <w:szCs w:val="18"/>
               </w:rPr>
-              <w:t xml:space="preserve">▲ 6.3%</w:t>
+              <w:t xml:space="preserve">▲ 8.5%</w:t>
             </w:r>
           </w:p>
         </w:tc>
@@ -3659,7 +3659,7 @@
                 <w:sz w:val="18"/>
                 <w:szCs w:val="18"/>
               </w:rPr>
-              <w:t xml:space="preserve">한내지혜의숲</w:t>
+              <w:t xml:space="preserve">구립하계실버센터</w:t>
             </w:r>
           </w:p>
         </w:tc>
@@ -3684,7 +3684,7 @@
                 <w:sz w:val="18"/>
                 <w:szCs w:val="18"/>
               </w:rPr>
-              <w:t xml:space="preserve">커뮤니티시설</w:t>
+              <w:t xml:space="preserve">복지시설</w:t>
             </w:r>
           </w:p>
         </w:tc>
@@ -3709,7 +3709,7 @@
                 <w:sz w:val="18"/>
                 <w:szCs w:val="18"/>
               </w:rPr>
-              <w:t xml:space="preserve">1,280 kWh</w:t>
+              <w:t xml:space="preserve">8,678 kWh</w:t>
             </w:r>
           </w:p>
         </w:tc>
@@ -3734,7 +3734,7 @@
                 <w:sz w:val="18"/>
                 <w:szCs w:val="18"/>
               </w:rPr>
-              <w:t xml:space="preserve">359.37㎡</w:t>
+              <w:t xml:space="preserve">2,348.25㎡</w:t>
             </w:r>
           </w:p>
         </w:tc>
@@ -3759,7 +3759,7 @@
                 <w:sz w:val="18"/>
                 <w:szCs w:val="18"/>
               </w:rPr>
-              <w:t xml:space="preserve">3.56</w:t>
+              <w:t xml:space="preserve">3.70</w:t>
             </w:r>
           </w:p>
         </w:tc>
@@ -3784,7 +3784,7 @@
                 <w:sz w:val="18"/>
                 <w:szCs w:val="18"/>
               </w:rPr>
-              <w:t xml:space="preserve">▼ 27.0%</w:t>
+              <w:t xml:space="preserve">▼ 3.0%</w:t>
             </w:r>
           </w:p>
         </w:tc>
@@ -3836,7 +3836,7 @@
                 <w:sz w:val="18"/>
                 <w:szCs w:val="18"/>
               </w:rPr>
-              <w:t xml:space="preserve">구립하계실버센터</w:t>
+              <w:t xml:space="preserve">한내지혜의숲</w:t>
             </w:r>
           </w:p>
         </w:tc>
@@ -3861,7 +3861,7 @@
                 <w:sz w:val="18"/>
                 <w:szCs w:val="18"/>
               </w:rPr>
-              <w:t xml:space="preserve">복지시설</w:t>
+              <w:t xml:space="preserve">커뮤니티시설</w:t>
             </w:r>
           </w:p>
         </w:tc>
@@ -3886,7 +3886,7 @@
                 <w:sz w:val="18"/>
                 <w:szCs w:val="18"/>
               </w:rPr>
-              <w:t xml:space="preserve">7,391 kWh</w:t>
+              <w:t xml:space="preserve">1,301 kWh</w:t>
             </w:r>
           </w:p>
         </w:tc>
@@ -3911,7 +3911,7 @@
                 <w:sz w:val="18"/>
                 <w:szCs w:val="18"/>
               </w:rPr>
-              <w:t xml:space="preserve">2,348.25㎡</w:t>
+              <w:t xml:space="preserve">359.37㎡</w:t>
             </w:r>
           </w:p>
         </w:tc>
@@ -3936,7 +3936,7 @@
                 <w:sz w:val="18"/>
                 <w:szCs w:val="18"/>
               </w:rPr>
-              <w:t xml:space="preserve">3.15</w:t>
+              <w:t xml:space="preserve">3.62</w:t>
             </w:r>
           </w:p>
         </w:tc>
@@ -3961,7 +3961,7 @@
                 <w:sz w:val="18"/>
                 <w:szCs w:val="18"/>
               </w:rPr>
-              <w:t xml:space="preserve">▼ 17.4%</w:t>
+              <w:t xml:space="preserve">▼ 25.8%</w:t>
             </w:r>
           </w:p>
         </w:tc>
@@ -4063,7 +4063,7 @@
                 <w:sz w:val="18"/>
                 <w:szCs w:val="18"/>
               </w:rPr>
-              <w:t xml:space="preserve">842 kWh</w:t>
+              <w:t xml:space="preserve">861 kWh</w:t>
             </w:r>
           </w:p>
         </w:tc>
@@ -4113,7 +4113,7 @@
                 <w:sz w:val="18"/>
                 <w:szCs w:val="18"/>
               </w:rPr>
-              <w:t xml:space="preserve">2.97</w:t>
+              <w:t xml:space="preserve">3.04</w:t>
             </w:r>
           </w:p>
         </w:tc>
@@ -4138,7 +4138,7 @@
                 <w:sz w:val="18"/>
                 <w:szCs w:val="18"/>
               </w:rPr>
-              <w:t xml:space="preserve">▼ 11.5%</w:t>
+              <w:t xml:space="preserve">▼ 9.5%</w:t>
             </w:r>
           </w:p>
         </w:tc>
@@ -4190,7 +4190,7 @@
                 <w:sz w:val="18"/>
                 <w:szCs w:val="18"/>
               </w:rPr>
-              <w:t xml:space="preserve">중계2 3동 공공복합청사</w:t>
+              <w:t xml:space="preserve">노원구청사</w:t>
             </w:r>
           </w:p>
         </w:tc>
@@ -4240,7 +4240,7 @@
                 <w:sz w:val="18"/>
                 <w:szCs w:val="18"/>
               </w:rPr>
-              <w:t xml:space="preserve">7,338 kWh</w:t>
+              <w:t xml:space="preserve">94,042 kWh</w:t>
             </w:r>
           </w:p>
         </w:tc>
@@ -4265,7 +4265,7 @@
                 <w:sz w:val="18"/>
                 <w:szCs w:val="18"/>
               </w:rPr>
-              <w:t xml:space="preserve">2,695㎡</w:t>
+              <w:t xml:space="preserve">32,238.71㎡</w:t>
             </w:r>
           </w:p>
         </w:tc>
@@ -4290,7 +4290,7 @@
                 <w:sz w:val="18"/>
                 <w:szCs w:val="18"/>
               </w:rPr>
-              <w:t xml:space="preserve">2.72</w:t>
+              <w:t xml:space="preserve">2.92</w:t>
             </w:r>
           </w:p>
         </w:tc>
@@ -4315,7 +4315,7 @@
                 <w:sz w:val="18"/>
                 <w:szCs w:val="18"/>
               </w:rPr>
-              <w:t xml:space="preserve">▼ 18.2%</w:t>
+              <w:t xml:space="preserve">▼ 6.9%</w:t>
             </w:r>
           </w:p>
         </w:tc>
@@ -4367,7 +4367,7 @@
                 <w:sz w:val="18"/>
                 <w:szCs w:val="18"/>
               </w:rPr>
-              <w:t xml:space="preserve">초안산숲속작은도서관</w:t>
+              <w:t xml:space="preserve">중계2 3동 공공복합청사</w:t>
             </w:r>
           </w:p>
         </w:tc>
@@ -4392,7 +4392,7 @@
                 <w:sz w:val="18"/>
                 <w:szCs w:val="18"/>
               </w:rPr>
-              <w:t xml:space="preserve">커뮤니티시설</w:t>
+              <w:t xml:space="preserve">청사</w:t>
             </w:r>
           </w:p>
         </w:tc>
@@ -4417,7 +4417,7 @@
                 <w:sz w:val="18"/>
                 <w:szCs w:val="18"/>
               </w:rPr>
-              <w:t xml:space="preserve">781 kWh</w:t>
+              <w:t xml:space="preserve">7,707 kWh</w:t>
             </w:r>
           </w:p>
         </w:tc>
@@ -4442,7 +4442,7 @@
                 <w:sz w:val="18"/>
                 <w:szCs w:val="18"/>
               </w:rPr>
-              <w:t xml:space="preserve">292.21㎡</w:t>
+              <w:t xml:space="preserve">2,695㎡</w:t>
             </w:r>
           </w:p>
         </w:tc>
@@ -4467,7 +4467,7 @@
                 <w:sz w:val="18"/>
                 <w:szCs w:val="18"/>
               </w:rPr>
-              <w:t xml:space="preserve">2.67</w:t>
+              <w:t xml:space="preserve">2.86</w:t>
             </w:r>
           </w:p>
         </w:tc>
@@ -4492,7 +4492,7 @@
                 <w:sz w:val="18"/>
                 <w:szCs w:val="18"/>
               </w:rPr>
-              <w:t xml:space="preserve">▲ 1.1%</w:t>
+              <w:t xml:space="preserve">▼ 14.0%</w:t>
             </w:r>
           </w:p>
         </w:tc>
@@ -4544,7 +4544,7 @@
                 <w:sz w:val="18"/>
                 <w:szCs w:val="18"/>
               </w:rPr>
-              <w:t xml:space="preserve">노원구청사</w:t>
+              <w:t xml:space="preserve">상계문화정보도서관</w:t>
             </w:r>
           </w:p>
         </w:tc>
@@ -4569,7 +4569,7 @@
                 <w:sz w:val="18"/>
                 <w:szCs w:val="18"/>
               </w:rPr>
-              <w:t xml:space="preserve">청사</w:t>
+              <w:t xml:space="preserve">도서관</w:t>
             </w:r>
           </w:p>
         </w:tc>
@@ -4594,7 +4594,7 @@
                 <w:sz w:val="18"/>
                 <w:szCs w:val="18"/>
               </w:rPr>
-              <w:t xml:space="preserve">84,437 kWh</w:t>
+              <w:t xml:space="preserve">6,392 kWh</w:t>
             </w:r>
           </w:p>
         </w:tc>
@@ -4619,7 +4619,7 @@
                 <w:sz w:val="18"/>
                 <w:szCs w:val="18"/>
               </w:rPr>
-              <w:t xml:space="preserve">32,238.71㎡</w:t>
+              <w:t xml:space="preserve">2,347㎡</w:t>
             </w:r>
           </w:p>
         </w:tc>
@@ -4644,7 +4644,7 @@
                 <w:sz w:val="18"/>
                 <w:szCs w:val="18"/>
               </w:rPr>
-              <w:t xml:space="preserve">2.62</w:t>
+              <w:t xml:space="preserve">2.72</w:t>
             </w:r>
           </w:p>
         </w:tc>
@@ -4721,7 +4721,7 @@
                 <w:sz w:val="18"/>
                 <w:szCs w:val="18"/>
               </w:rPr>
-              <w:t xml:space="preserve">상계6.7동 주민센터</w:t>
+              <w:t xml:space="preserve">초안산숲속작은도서관</w:t>
             </w:r>
           </w:p>
         </w:tc>
@@ -4746,7 +4746,7 @@
                 <w:sz w:val="18"/>
                 <w:szCs w:val="18"/>
               </w:rPr>
-              <w:t xml:space="preserve">청사</w:t>
+              <w:t xml:space="preserve">커뮤니티시설</w:t>
             </w:r>
           </w:p>
         </w:tc>
@@ -4771,7 +4771,7 @@
                 <w:sz w:val="18"/>
                 <w:szCs w:val="18"/>
               </w:rPr>
-              <w:t xml:space="preserve">1,557 kWh</w:t>
+              <w:t xml:space="preserve">794 kWh</w:t>
             </w:r>
           </w:p>
         </w:tc>
@@ -4796,7 +4796,7 @@
                 <w:sz w:val="18"/>
                 <w:szCs w:val="18"/>
               </w:rPr>
-              <w:t xml:space="preserve">653.28㎡</w:t>
+              <w:t xml:space="preserve">292.21㎡</w:t>
             </w:r>
           </w:p>
         </w:tc>
@@ -4821,7 +4821,7 @@
                 <w:sz w:val="18"/>
                 <w:szCs w:val="18"/>
               </w:rPr>
-              <w:t xml:space="preserve">2.38</w:t>
+              <w:t xml:space="preserve">2.72</w:t>
             </w:r>
           </w:p>
         </w:tc>
@@ -4846,7 +4846,7 @@
                 <w:sz w:val="18"/>
                 <w:szCs w:val="18"/>
               </w:rPr>
-              <w:t xml:space="preserve">▼ 10.8%</w:t>
+              <w:t xml:space="preserve">▲ 2.8%</w:t>
             </w:r>
           </w:p>
         </w:tc>
@@ -4898,7 +4898,7 @@
                 <w:sz w:val="18"/>
                 <w:szCs w:val="18"/>
               </w:rPr>
-              <w:t xml:space="preserve">상계숲속공동체(작은도서관)</w:t>
+              <w:t xml:space="preserve">공릉청소년문화정보센터</w:t>
             </w:r>
           </w:p>
         </w:tc>
@@ -4923,7 +4923,7 @@
                 <w:sz w:val="18"/>
                 <w:szCs w:val="18"/>
               </w:rPr>
-              <w:t xml:space="preserve">커뮤니티시설</w:t>
+              <w:t xml:space="preserve">문화시설</w:t>
             </w:r>
           </w:p>
         </w:tc>
@@ -4948,7 +4948,7 @@
                 <w:sz w:val="18"/>
                 <w:szCs w:val="18"/>
               </w:rPr>
-              <w:t xml:space="preserve">763 kWh</w:t>
+              <w:t xml:space="preserve">6,723 kWh</w:t>
             </w:r>
           </w:p>
         </w:tc>
@@ -4973,7 +4973,7 @@
                 <w:sz w:val="18"/>
                 <w:szCs w:val="18"/>
               </w:rPr>
-              <w:t xml:space="preserve">325.52㎡</w:t>
+              <w:t xml:space="preserve">2,594.91㎡</w:t>
             </w:r>
           </w:p>
         </w:tc>
@@ -4998,7 +4998,7 @@
                 <w:sz w:val="18"/>
                 <w:szCs w:val="18"/>
               </w:rPr>
-              <w:t xml:space="preserve">2.34</w:t>
+              <w:t xml:space="preserve">2.59</w:t>
             </w:r>
           </w:p>
         </w:tc>
@@ -5023,7 +5023,7 @@
                 <w:sz w:val="18"/>
                 <w:szCs w:val="18"/>
               </w:rPr>
-              <w:t xml:space="preserve">▼ 27.2%</w:t>
+              <w:t xml:space="preserve">▼ 12.8%</w:t>
             </w:r>
           </w:p>
         </w:tc>
@@ -5075,7 +5075,7 @@
                 <w:sz w:val="18"/>
                 <w:szCs w:val="18"/>
               </w:rPr>
-              <w:t xml:space="preserve">상계문화정보도서관</w:t>
+              <w:t xml:space="preserve">상계숲속공동체(작은도서관)</w:t>
             </w:r>
           </w:p>
         </w:tc>
@@ -5100,7 +5100,7 @@
                 <w:sz w:val="18"/>
                 <w:szCs w:val="18"/>
               </w:rPr>
-              <w:t xml:space="preserve">도서관</w:t>
+              <w:t xml:space="preserve">커뮤니티시설</w:t>
             </w:r>
           </w:p>
         </w:tc>
@@ -5125,7 +5125,7 @@
                 <w:sz w:val="18"/>
                 <w:szCs w:val="18"/>
               </w:rPr>
-              <w:t xml:space="preserve">5,441 kWh</w:t>
+              <w:t xml:space="preserve">819 kWh</w:t>
             </w:r>
           </w:p>
         </w:tc>
@@ -5150,7 +5150,7 @@
                 <w:sz w:val="18"/>
                 <w:szCs w:val="18"/>
               </w:rPr>
-              <w:t xml:space="preserve">2,347㎡</w:t>
+              <w:t xml:space="preserve">325.52㎡</w:t>
             </w:r>
           </w:p>
         </w:tc>
@@ -5175,7 +5175,7 @@
                 <w:sz w:val="18"/>
                 <w:szCs w:val="18"/>
               </w:rPr>
-              <w:t xml:space="preserve">2.32</w:t>
+              <w:t xml:space="preserve">2.52</w:t>
             </w:r>
           </w:p>
         </w:tc>
@@ -5200,7 +5200,7 @@
                 <w:sz w:val="18"/>
                 <w:szCs w:val="18"/>
               </w:rPr>
-              <w:t xml:space="preserve">▼ 28.9%</w:t>
+              <w:t xml:space="preserve">▼ 21.8%</w:t>
             </w:r>
           </w:p>
         </w:tc>
@@ -5252,7 +5252,7 @@
                 <w:sz w:val="18"/>
                 <w:szCs w:val="18"/>
               </w:rPr>
-              <w:t xml:space="preserve">도암어울마루</w:t>
+              <w:t xml:space="preserve">상계6.7동 주민센터</w:t>
             </w:r>
           </w:p>
         </w:tc>
@@ -5277,7 +5277,7 @@
                 <w:sz w:val="18"/>
                 <w:szCs w:val="18"/>
               </w:rPr>
-              <w:t xml:space="preserve">커뮤니티시설</w:t>
+              <w:t xml:space="preserve">청사</w:t>
             </w:r>
           </w:p>
         </w:tc>
@@ -5302,7 +5302,7 @@
                 <w:sz w:val="18"/>
                 <w:szCs w:val="18"/>
               </w:rPr>
-              <w:t xml:space="preserve">307 kWh</w:t>
+              <w:t xml:space="preserve">1,618 kWh</w:t>
             </w:r>
           </w:p>
         </w:tc>
@@ -5327,7 +5327,7 @@
                 <w:sz w:val="18"/>
                 <w:szCs w:val="18"/>
               </w:rPr>
-              <w:t xml:space="preserve">134㎡</w:t>
+              <w:t xml:space="preserve">653.28㎡</w:t>
             </w:r>
           </w:p>
         </w:tc>
@@ -5352,7 +5352,7 @@
                 <w:sz w:val="18"/>
                 <w:szCs w:val="18"/>
               </w:rPr>
-              <w:t xml:space="preserve">2.29</w:t>
+              <w:t xml:space="preserve">2.48</w:t>
             </w:r>
           </w:p>
         </w:tc>
@@ -5377,7 +5377,7 @@
                 <w:sz w:val="18"/>
                 <w:szCs w:val="18"/>
               </w:rPr>
-              <w:t xml:space="preserve">▼ 10.3%</w:t>
+              <w:t xml:space="preserve">▼ 7.4%</w:t>
             </w:r>
           </w:p>
         </w:tc>
@@ -5429,7 +5429,7 @@
                 <w:sz w:val="18"/>
                 <w:szCs w:val="18"/>
               </w:rPr>
-              <w:t xml:space="preserve">불암골행복발전소</w:t>
+              <w:t xml:space="preserve">도암어울마루</w:t>
             </w:r>
           </w:p>
         </w:tc>
@@ -5479,7 +5479,7 @@
                 <w:sz w:val="18"/>
                 <w:szCs w:val="18"/>
               </w:rPr>
-              <w:t xml:space="preserve">614 kWh</w:t>
+              <w:t xml:space="preserve">320 kWh</w:t>
             </w:r>
           </w:p>
         </w:tc>
@@ -5504,7 +5504,7 @@
                 <w:sz w:val="18"/>
                 <w:szCs w:val="18"/>
               </w:rPr>
-              <w:t xml:space="preserve">270 m²</w:t>
+              <w:t xml:space="preserve">134㎡</w:t>
             </w:r>
           </w:p>
         </w:tc>
@@ -5529,7 +5529,7 @@
                 <w:sz w:val="18"/>
                 <w:szCs w:val="18"/>
               </w:rPr>
-              <w:t xml:space="preserve">2.27</w:t>
+              <w:t xml:space="preserve">2.39</w:t>
             </w:r>
           </w:p>
         </w:tc>
@@ -5554,7 +5554,7 @@
                 <w:sz w:val="18"/>
                 <w:szCs w:val="18"/>
               </w:rPr>
-              <w:t xml:space="preserve">▼ 30.9%</w:t>
+              <w:t xml:space="preserve">▼ 6.4%</w:t>
             </w:r>
           </w:p>
         </w:tc>
@@ -5606,7 +5606,7 @@
                 <w:sz w:val="18"/>
                 <w:szCs w:val="18"/>
               </w:rPr>
-              <w:t xml:space="preserve">공릉청소년문화정보센터</w:t>
+              <w:t xml:space="preserve">불암골행복발전소</w:t>
             </w:r>
           </w:p>
         </w:tc>
@@ -5631,7 +5631,7 @@
                 <w:sz w:val="18"/>
                 <w:szCs w:val="18"/>
               </w:rPr>
-              <w:t xml:space="preserve">문화시설</w:t>
+              <w:t xml:space="preserve">커뮤니티시설</w:t>
             </w:r>
           </w:p>
         </w:tc>
@@ -5656,7 +5656,7 @@
                 <w:sz w:val="18"/>
                 <w:szCs w:val="18"/>
               </w:rPr>
-              <w:t xml:space="preserve">5,885 kWh</w:t>
+              <w:t xml:space="preserve">625 kWh</w:t>
             </w:r>
           </w:p>
         </w:tc>
@@ -5681,7 +5681,7 @@
                 <w:sz w:val="18"/>
                 <w:szCs w:val="18"/>
               </w:rPr>
-              <w:t xml:space="preserve">2,594.91㎡</w:t>
+              <w:t xml:space="preserve">270 m²</w:t>
             </w:r>
           </w:p>
         </w:tc>
@@ -5706,7 +5706,7 @@
                 <w:sz w:val="18"/>
                 <w:szCs w:val="18"/>
               </w:rPr>
-              <w:t xml:space="preserve">2.27</w:t>
+              <w:t xml:space="preserve">2.31</w:t>
             </w:r>
           </w:p>
         </w:tc>
@@ -5731,7 +5731,7 @@
                 <w:sz w:val="18"/>
                 <w:szCs w:val="18"/>
               </w:rPr>
-              <w:t xml:space="preserve">▼ 23.7%</w:t>
+              <w:t xml:space="preserve">▼ 29.6%</w:t>
             </w:r>
           </w:p>
         </w:tc>
@@ -5833,7 +5833,7 @@
                 <w:sz w:val="18"/>
                 <w:szCs w:val="18"/>
               </w:rPr>
-              <w:t xml:space="preserve">8,890 kWh</w:t>
+              <w:t xml:space="preserve">9,516 kWh</w:t>
             </w:r>
           </w:p>
         </w:tc>
@@ -5883,7 +5883,7 @@
                 <w:sz w:val="18"/>
                 <w:szCs w:val="18"/>
               </w:rPr>
-              <w:t xml:space="preserve">2.13</w:t>
+              <w:t xml:space="preserve">2.28</w:t>
             </w:r>
           </w:p>
         </w:tc>
@@ -5908,7 +5908,7 @@
                 <w:sz w:val="18"/>
                 <w:szCs w:val="18"/>
               </w:rPr>
-              <w:t xml:space="preserve">▼ 9.2%</w:t>
+              <w:t xml:space="preserve">▼ 2.8%</w:t>
             </w:r>
           </w:p>
         </w:tc>
@@ -6010,7 +6010,7 @@
                 <w:sz w:val="18"/>
                 <w:szCs w:val="18"/>
               </w:rPr>
-              <w:t xml:space="preserve">1,125 kWh</w:t>
+              <w:t xml:space="preserve">1,197 kWh</w:t>
             </w:r>
           </w:p>
         </w:tc>
@@ -6060,7 +6060,7 @@
                 <w:sz w:val="18"/>
                 <w:szCs w:val="18"/>
               </w:rPr>
-              <w:t xml:space="preserve">2.07</w:t>
+              <w:t xml:space="preserve">2.21</w:t>
             </w:r>
           </w:p>
         </w:tc>
@@ -6085,7 +6085,7 @@
                 <w:sz w:val="18"/>
                 <w:szCs w:val="18"/>
               </w:rPr>
-              <w:t xml:space="preserve">▲ 11.0%</w:t>
+              <w:t xml:space="preserve">▲ 18.1%</w:t>
             </w:r>
           </w:p>
         </w:tc>
@@ -6187,7 +6187,7 @@
                 <w:sz w:val="18"/>
                 <w:szCs w:val="18"/>
               </w:rPr>
-              <w:t xml:space="preserve">1,819 kWh</w:t>
+              <w:t xml:space="preserve">1,855 kWh</w:t>
             </w:r>
           </w:p>
         </w:tc>
@@ -6237,7 +6237,7 @@
                 <w:sz w:val="18"/>
                 <w:szCs w:val="18"/>
               </w:rPr>
-              <w:t xml:space="preserve">2.07</w:t>
+              <w:t xml:space="preserve">2.11</w:t>
             </w:r>
           </w:p>
         </w:tc>
@@ -6262,7 +6262,7 @@
                 <w:sz w:val="18"/>
                 <w:szCs w:val="18"/>
               </w:rPr>
-              <w:t xml:space="preserve">▼ 13.9%</w:t>
+              <w:t xml:space="preserve">▼ 12.2%</w:t>
             </w:r>
           </w:p>
         </w:tc>
@@ -6314,7 +6314,7 @@
                 <w:sz w:val="18"/>
                 <w:szCs w:val="18"/>
               </w:rPr>
-              <w:t xml:space="preserve">노원아동복지관</w:t>
+              <w:t xml:space="preserve">상구네 행복발전소</w:t>
             </w:r>
           </w:p>
         </w:tc>
@@ -6339,7 +6339,7 @@
                 <w:sz w:val="18"/>
                 <w:szCs w:val="18"/>
               </w:rPr>
-              <w:t xml:space="preserve">복지시설</w:t>
+              <w:t xml:space="preserve">커뮤니티시설</w:t>
             </w:r>
           </w:p>
         </w:tc>
@@ -6364,7 +6364,7 @@
                 <w:sz w:val="18"/>
                 <w:szCs w:val="18"/>
               </w:rPr>
-              <w:t xml:space="preserve">1,877 kWh</w:t>
+              <w:t xml:space="preserve">234 kWh</w:t>
             </w:r>
           </w:p>
         </w:tc>
@@ -6389,7 +6389,7 @@
                 <w:sz w:val="18"/>
                 <w:szCs w:val="18"/>
               </w:rPr>
-              <w:t xml:space="preserve">911.92㎡</w:t>
+              <w:t xml:space="preserve">111.51㎡</w:t>
             </w:r>
           </w:p>
         </w:tc>
@@ -6414,7 +6414,7 @@
                 <w:sz w:val="18"/>
                 <w:szCs w:val="18"/>
               </w:rPr>
-              <w:t xml:space="preserve">2.06</w:t>
+              <w:t xml:space="preserve">2.09</w:t>
             </w:r>
           </w:p>
         </w:tc>
@@ -6439,7 +6439,7 @@
                 <w:sz w:val="18"/>
                 <w:szCs w:val="18"/>
               </w:rPr>
-              <w:t xml:space="preserve">▼ 0.4%</w:t>
+              <w:t xml:space="preserve">▲ 20.5%</w:t>
             </w:r>
           </w:p>
         </w:tc>
@@ -6491,7 +6491,7 @@
                 <w:sz w:val="18"/>
                 <w:szCs w:val="18"/>
               </w:rPr>
-              <w:t xml:space="preserve">상구네 행복발전소</w:t>
+              <w:t xml:space="preserve">노원에코센터</w:t>
             </w:r>
           </w:p>
         </w:tc>
@@ -6516,7 +6516,7 @@
                 <w:sz w:val="18"/>
                 <w:szCs w:val="18"/>
               </w:rPr>
-              <w:t xml:space="preserve">커뮤니티시설</w:t>
+              <w:t xml:space="preserve">문화시설</w:t>
             </w:r>
           </w:p>
         </w:tc>
@@ -6541,7 +6541,7 @@
                 <w:sz w:val="18"/>
                 <w:szCs w:val="18"/>
               </w:rPr>
-              <w:t xml:space="preserve">228 kWh</w:t>
+              <w:t xml:space="preserve">1,358 kWh</w:t>
             </w:r>
           </w:p>
         </w:tc>
@@ -6566,7 +6566,7 @@
                 <w:sz w:val="18"/>
                 <w:szCs w:val="18"/>
               </w:rPr>
-              <w:t xml:space="preserve">111.51㎡</w:t>
+              <w:t xml:space="preserve">649.18㎡</w:t>
             </w:r>
           </w:p>
         </w:tc>
@@ -6591,7 +6591,7 @@
                 <w:sz w:val="18"/>
                 <w:szCs w:val="18"/>
               </w:rPr>
-              <w:t xml:space="preserve">2.04</w:t>
+              <w:t xml:space="preserve">2.09</w:t>
             </w:r>
           </w:p>
         </w:tc>
@@ -6616,7 +6616,7 @@
                 <w:sz w:val="18"/>
                 <w:szCs w:val="18"/>
               </w:rPr>
-              <w:t xml:space="preserve">▲ 17.5%</w:t>
+              <w:t xml:space="preserve">▲ 495.6%</w:t>
             </w:r>
           </w:p>
         </w:tc>
@@ -6668,7 +6668,7 @@
                 <w:sz w:val="18"/>
                 <w:szCs w:val="18"/>
               </w:rPr>
-              <w:t xml:space="preserve">가재울지혜마루</w:t>
+              <w:t xml:space="preserve">노원아동복지관</w:t>
             </w:r>
           </w:p>
         </w:tc>
@@ -6693,7 +6693,7 @@
                 <w:sz w:val="18"/>
                 <w:szCs w:val="18"/>
               </w:rPr>
-              <w:t xml:space="preserve">커뮤니티시설</w:t>
+              <w:t xml:space="preserve">복지시설</w:t>
             </w:r>
           </w:p>
         </w:tc>
@@ -6718,7 +6718,7 @@
                 <w:sz w:val="18"/>
                 <w:szCs w:val="18"/>
               </w:rPr>
-              <w:t xml:space="preserve">960 kWh</w:t>
+              <w:t xml:space="preserve">1,907 kWh</w:t>
             </w:r>
           </w:p>
         </w:tc>
@@ -6743,7 +6743,7 @@
                 <w:sz w:val="18"/>
                 <w:szCs w:val="18"/>
               </w:rPr>
-              <w:t xml:space="preserve">471 ㎡</w:t>
+              <w:t xml:space="preserve">911.92㎡</w:t>
             </w:r>
           </w:p>
         </w:tc>
@@ -6768,7 +6768,7 @@
                 <w:sz w:val="18"/>
                 <w:szCs w:val="18"/>
               </w:rPr>
-              <w:t xml:space="preserve">2.04</w:t>
+              <w:t xml:space="preserve">2.09</w:t>
             </w:r>
           </w:p>
         </w:tc>
@@ -6793,7 +6793,7 @@
                 <w:sz w:val="18"/>
                 <w:szCs w:val="18"/>
               </w:rPr>
-              <w:t xml:space="preserve">▲ 2.2%</w:t>
+              <w:t xml:space="preserve">▲ 1.3%</w:t>
             </w:r>
           </w:p>
         </w:tc>
@@ -6845,7 +6845,7 @@
                 <w:sz w:val="18"/>
                 <w:szCs w:val="18"/>
               </w:rPr>
-              <w:t xml:space="preserve">월계헬스케어센터</w:t>
+              <w:t xml:space="preserve">가재울지혜마루</w:t>
             </w:r>
           </w:p>
         </w:tc>
@@ -6870,7 +6870,7 @@
                 <w:sz w:val="18"/>
                 <w:szCs w:val="18"/>
               </w:rPr>
-              <w:t xml:space="preserve">보건소</w:t>
+              <w:t xml:space="preserve">커뮤니티시설</w:t>
             </w:r>
           </w:p>
         </w:tc>
@@ -6895,7 +6895,7 @@
                 <w:sz w:val="18"/>
                 <w:szCs w:val="18"/>
               </w:rPr>
-              <w:t xml:space="preserve">4,862 kWh</w:t>
+              <w:t xml:space="preserve">984 kWh</w:t>
             </w:r>
           </w:p>
         </w:tc>
@@ -6920,7 +6920,7 @@
                 <w:sz w:val="18"/>
                 <w:szCs w:val="18"/>
               </w:rPr>
-              <w:t xml:space="preserve">2,443.09㎡</w:t>
+              <w:t xml:space="preserve">471 ㎡</w:t>
             </w:r>
           </w:p>
         </w:tc>
@@ -6945,7 +6945,7 @@
                 <w:sz w:val="18"/>
                 <w:szCs w:val="18"/>
               </w:rPr>
-              <w:t xml:space="preserve">1.99</w:t>
+              <w:t xml:space="preserve">2.09</w:t>
             </w:r>
           </w:p>
         </w:tc>
@@ -6970,7 +6970,7 @@
                 <w:sz w:val="18"/>
                 <w:szCs w:val="18"/>
               </w:rPr>
-              <w:t xml:space="preserve">▼ 9.7%</w:t>
+              <w:t xml:space="preserve">▲ 4.7%</w:t>
             </w:r>
           </w:p>
         </w:tc>
@@ -7022,7 +7022,7 @@
                 <w:sz w:val="18"/>
                 <w:szCs w:val="18"/>
               </w:rPr>
-              <w:t xml:space="preserve">월계1동 주민센터</w:t>
+              <w:t xml:space="preserve">월계헬스케어센터</w:t>
             </w:r>
           </w:p>
         </w:tc>
@@ -7047,7 +7047,7 @@
                 <w:sz w:val="18"/>
                 <w:szCs w:val="18"/>
               </w:rPr>
-              <w:t xml:space="preserve">청사</w:t>
+              <w:t xml:space="preserve">보건소</w:t>
             </w:r>
           </w:p>
         </w:tc>
@@ -7072,7 +7072,7 @@
                 <w:sz w:val="18"/>
                 <w:szCs w:val="18"/>
               </w:rPr>
-              <w:t xml:space="preserve">1,966 kWh</w:t>
+              <w:t xml:space="preserve">5,080 kWh</w:t>
             </w:r>
           </w:p>
         </w:tc>
@@ -7097,7 +7097,7 @@
                 <w:sz w:val="18"/>
                 <w:szCs w:val="18"/>
               </w:rPr>
-              <w:t xml:space="preserve">999.88㎡</w:t>
+              <w:t xml:space="preserve">2,443.09㎡</w:t>
             </w:r>
           </w:p>
         </w:tc>
@@ -7122,7 +7122,7 @@
                 <w:sz w:val="18"/>
                 <w:szCs w:val="18"/>
               </w:rPr>
-              <w:t xml:space="preserve">1.97</w:t>
+              <w:t xml:space="preserve">2.08</w:t>
             </w:r>
           </w:p>
         </w:tc>
@@ -7147,7 +7147,7 @@
                 <w:sz w:val="18"/>
                 <w:szCs w:val="18"/>
               </w:rPr>
-              <w:t xml:space="preserve">▼ 11.2%</w:t>
+              <w:t xml:space="preserve">▼ 5.6%</w:t>
             </w:r>
           </w:p>
         </w:tc>
@@ -7199,7 +7199,7 @@
                 <w:sz w:val="18"/>
                 <w:szCs w:val="18"/>
               </w:rPr>
-              <w:t xml:space="preserve">노원에코센터</w:t>
+              <w:t xml:space="preserve">월계구민체육센터</w:t>
             </w:r>
           </w:p>
         </w:tc>
@@ -7224,7 +7224,7 @@
                 <w:sz w:val="18"/>
                 <w:szCs w:val="18"/>
               </w:rPr>
-              <w:t xml:space="preserve">문화시설</w:t>
+              <w:t xml:space="preserve">체육시설</w:t>
             </w:r>
           </w:p>
         </w:tc>
@@ -7249,7 +7249,7 @@
                 <w:sz w:val="18"/>
                 <w:szCs w:val="18"/>
               </w:rPr>
-              <w:t xml:space="preserve">1,271 kWh</w:t>
+              <w:t xml:space="preserve">16,365 kWh</w:t>
             </w:r>
           </w:p>
         </w:tc>
@@ -7274,7 +7274,7 @@
                 <w:sz w:val="18"/>
                 <w:szCs w:val="18"/>
               </w:rPr>
-              <w:t xml:space="preserve">649.18㎡</w:t>
+              <w:t xml:space="preserve">7,999.52㎡</w:t>
             </w:r>
           </w:p>
         </w:tc>
@@ -7299,7 +7299,7 @@
                 <w:sz w:val="18"/>
                 <w:szCs w:val="18"/>
               </w:rPr>
-              <w:t xml:space="preserve">1.96</w:t>
+              <w:t xml:space="preserve">2.05</w:t>
             </w:r>
           </w:p>
         </w:tc>
@@ -7324,7 +7324,7 @@
                 <w:sz w:val="18"/>
                 <w:szCs w:val="18"/>
               </w:rPr>
-              <w:t xml:space="preserve">▲ 457.3%</w:t>
+              <w:t xml:space="preserve">▼ 18.3%</w:t>
             </w:r>
           </w:p>
         </w:tc>
@@ -7376,7 +7376,7 @@
                 <w:sz w:val="18"/>
                 <w:szCs w:val="18"/>
               </w:rPr>
-              <w:t xml:space="preserve">월계구민체육센터</w:t>
+              <w:t xml:space="preserve">월계1동 주민센터</w:t>
             </w:r>
           </w:p>
         </w:tc>
@@ -7401,7 +7401,7 @@
                 <w:sz w:val="18"/>
                 <w:szCs w:val="18"/>
               </w:rPr>
-              <w:t xml:space="preserve">체육시설</w:t>
+              <w:t xml:space="preserve">청사</w:t>
             </w:r>
           </w:p>
         </w:tc>
@@ -7426,7 +7426,7 @@
                 <w:sz w:val="18"/>
                 <w:szCs w:val="18"/>
               </w:rPr>
-              <w:t xml:space="preserve">15,212 kWh</w:t>
+              <w:t xml:space="preserve">2,005 kWh</w:t>
             </w:r>
           </w:p>
         </w:tc>
@@ -7451,7 +7451,7 @@
                 <w:sz w:val="18"/>
                 <w:szCs w:val="18"/>
               </w:rPr>
-              <w:t xml:space="preserve">7,999.52㎡</w:t>
+              <w:t xml:space="preserve">999.88㎡</w:t>
             </w:r>
           </w:p>
         </w:tc>
@@ -7476,7 +7476,7 @@
                 <w:sz w:val="18"/>
                 <w:szCs w:val="18"/>
               </w:rPr>
-              <w:t xml:space="preserve">1.90</w:t>
+              <w:t xml:space="preserve">2.01</w:t>
             </w:r>
           </w:p>
         </w:tc>
@@ -7501,7 +7501,7 @@
                 <w:sz w:val="18"/>
                 <w:szCs w:val="18"/>
               </w:rPr>
-              <w:t xml:space="preserve">▼ 24.0%</w:t>
+              <w:t xml:space="preserve">▼ 9.4%</w:t>
             </w:r>
           </w:p>
         </w:tc>
@@ -7553,7 +7553,7 @@
                 <w:sz w:val="18"/>
                 <w:szCs w:val="18"/>
               </w:rPr>
-              <w:t xml:space="preserve">상계9동 주민센터</w:t>
+              <w:t xml:space="preserve">노원문화예술회관</w:t>
             </w:r>
           </w:p>
         </w:tc>
@@ -7578,7 +7578,7 @@
                 <w:sz w:val="18"/>
                 <w:szCs w:val="18"/>
               </w:rPr>
-              <w:t xml:space="preserve">청사</w:t>
+              <w:t xml:space="preserve">문화시설</w:t>
             </w:r>
           </w:p>
         </w:tc>
@@ -7603,7 +7603,7 @@
                 <w:sz w:val="18"/>
                 <w:szCs w:val="18"/>
               </w:rPr>
-              <w:t xml:space="preserve">1,459 kWh</w:t>
+              <w:t xml:space="preserve">25,840 kWh</w:t>
             </w:r>
           </w:p>
         </w:tc>
@@ -7628,7 +7628,7 @@
                 <w:sz w:val="18"/>
                 <w:szCs w:val="18"/>
               </w:rPr>
-              <w:t xml:space="preserve">795.28㎡</w:t>
+              <w:t xml:space="preserve">13,167.48㎡</w:t>
             </w:r>
           </w:p>
         </w:tc>
@@ -7653,7 +7653,7 @@
                 <w:sz w:val="18"/>
                 <w:szCs w:val="18"/>
               </w:rPr>
-              <w:t xml:space="preserve">1.84</w:t>
+              <w:t xml:space="preserve">1.96</w:t>
             </w:r>
           </w:p>
         </w:tc>
@@ -7678,7 +7678,7 @@
                 <w:sz w:val="18"/>
                 <w:szCs w:val="18"/>
               </w:rPr>
-              <w:t xml:space="preserve">▲ 0.9%</w:t>
+              <w:t xml:space="preserve">▲ 36.7%</w:t>
             </w:r>
           </w:p>
         </w:tc>
@@ -7730,7 +7730,7 @@
                 <w:sz w:val="18"/>
                 <w:szCs w:val="18"/>
               </w:rPr>
-              <w:t xml:space="preserve">상계8동 주민센터</w:t>
+              <w:t xml:space="preserve">노원천문우주과학관</w:t>
             </w:r>
           </w:p>
         </w:tc>
@@ -7755,7 +7755,7 @@
                 <w:sz w:val="18"/>
                 <w:szCs w:val="18"/>
               </w:rPr>
-              <w:t xml:space="preserve">청사</w:t>
+              <w:t xml:space="preserve">문화시설</w:t>
             </w:r>
           </w:p>
         </w:tc>
@@ -7780,7 +7780,7 @@
                 <w:sz w:val="18"/>
                 <w:szCs w:val="18"/>
               </w:rPr>
-              <w:t xml:space="preserve">1,369 kWh</w:t>
+              <w:t xml:space="preserve">5,751 kWh</w:t>
             </w:r>
           </w:p>
         </w:tc>
@@ -7805,7 +7805,7 @@
                 <w:sz w:val="18"/>
                 <w:szCs w:val="18"/>
               </w:rPr>
-              <w:t xml:space="preserve">760.57㎡</w:t>
+              <w:t xml:space="preserve">2,994.49㎡</w:t>
             </w:r>
           </w:p>
         </w:tc>
@@ -7830,7 +7830,7 @@
                 <w:sz w:val="18"/>
                 <w:szCs w:val="18"/>
               </w:rPr>
-              <w:t xml:space="preserve">1.80</w:t>
+              <w:t xml:space="preserve">1.92</w:t>
             </w:r>
           </w:p>
         </w:tc>
@@ -7855,7 +7855,7 @@
                 <w:sz w:val="18"/>
                 <w:szCs w:val="18"/>
               </w:rPr>
-              <w:t xml:space="preserve">▼ 7.4%</w:t>
+              <w:t xml:space="preserve">▼ 12.6%</w:t>
             </w:r>
           </w:p>
         </w:tc>
@@ -7907,7 +7907,7 @@
                 <w:sz w:val="18"/>
                 <w:szCs w:val="18"/>
               </w:rPr>
-              <w:t xml:space="preserve">상계청소년문화의집</w:t>
+              <w:t xml:space="preserve">상계8동 주민센터</w:t>
             </w:r>
           </w:p>
         </w:tc>
@@ -7932,7 +7932,7 @@
                 <w:sz w:val="18"/>
                 <w:szCs w:val="18"/>
               </w:rPr>
-              <w:t xml:space="preserve">문화시설</w:t>
+              <w:t xml:space="preserve">청사</w:t>
             </w:r>
           </w:p>
         </w:tc>
@@ -7957,7 +7957,7 @@
                 <w:sz w:val="18"/>
                 <w:szCs w:val="18"/>
               </w:rPr>
-              <w:t xml:space="preserve">2,199 kWh</w:t>
+              <w:t xml:space="preserve">1,418 kWh</w:t>
             </w:r>
           </w:p>
         </w:tc>
@@ -7982,7 +7982,7 @@
                 <w:sz w:val="18"/>
                 <w:szCs w:val="18"/>
               </w:rPr>
-              <w:t xml:space="preserve">1,239.25㎡</w:t>
+              <w:t xml:space="preserve">760.57㎡</w:t>
             </w:r>
           </w:p>
         </w:tc>
@@ -8007,7 +8007,7 @@
                 <w:sz w:val="18"/>
                 <w:szCs w:val="18"/>
               </w:rPr>
-              <w:t xml:space="preserve">1.77</w:t>
+              <w:t xml:space="preserve">1.86</w:t>
             </w:r>
           </w:p>
         </w:tc>
@@ -8032,7 +8032,7 @@
                 <w:sz w:val="18"/>
                 <w:szCs w:val="18"/>
               </w:rPr>
-              <w:t xml:space="preserve">▲ 11.3%</w:t>
+              <w:t xml:space="preserve">▼ 4.0%</w:t>
             </w:r>
           </w:p>
         </w:tc>
@@ -8084,7 +8084,7 @@
                 <w:sz w:val="18"/>
                 <w:szCs w:val="18"/>
               </w:rPr>
-              <w:t xml:space="preserve">노원문화예술회관</w:t>
+              <w:t xml:space="preserve">상계9동 주민센터</w:t>
             </w:r>
           </w:p>
         </w:tc>
@@ -8109,7 +8109,7 @@
                 <w:sz w:val="18"/>
                 <w:szCs w:val="18"/>
               </w:rPr>
-              <w:t xml:space="preserve">문화시설</w:t>
+              <w:t xml:space="preserve">청사</w:t>
             </w:r>
           </w:p>
         </w:tc>
@@ -8134,7 +8134,7 @@
                 <w:sz w:val="18"/>
                 <w:szCs w:val="18"/>
               </w:rPr>
-              <w:t xml:space="preserve">22,820 kWh</w:t>
+              <w:t xml:space="preserve">1,477 kWh</w:t>
             </w:r>
           </w:p>
         </w:tc>
@@ -8159,7 +8159,7 @@
                 <w:sz w:val="18"/>
                 <w:szCs w:val="18"/>
               </w:rPr>
-              <w:t xml:space="preserve">13,167.48㎡</w:t>
+              <w:t xml:space="preserve">795.28㎡</w:t>
             </w:r>
           </w:p>
         </w:tc>
@@ -8184,7 +8184,7 @@
                 <w:sz w:val="18"/>
                 <w:szCs w:val="18"/>
               </w:rPr>
-              <w:t xml:space="preserve">1.73</w:t>
+              <w:t xml:space="preserve">1.86</w:t>
             </w:r>
           </w:p>
         </w:tc>
@@ -8209,7 +8209,7 @@
                 <w:sz w:val="18"/>
                 <w:szCs w:val="18"/>
               </w:rPr>
-              <w:t xml:space="preserve">▲ 20.7%</w:t>
+              <w:t xml:space="preserve">▲ 2.1%</w:t>
             </w:r>
           </w:p>
         </w:tc>
@@ -8261,7 +8261,7 @@
                 <w:sz w:val="18"/>
                 <w:szCs w:val="18"/>
               </w:rPr>
-              <w:t xml:space="preserve">구민회관</w:t>
+              <w:t xml:space="preserve">상계청소년문화의집</w:t>
             </w:r>
           </w:p>
         </w:tc>
@@ -8311,7 +8311,7 @@
                 <w:sz w:val="18"/>
                 <w:szCs w:val="18"/>
               </w:rPr>
-              <w:t xml:space="preserve">6,922 kWh</w:t>
+              <w:t xml:space="preserve">2,277 kWh</w:t>
             </w:r>
           </w:p>
         </w:tc>
@@ -8336,7 +8336,7 @@
                 <w:sz w:val="18"/>
                 <w:szCs w:val="18"/>
               </w:rPr>
-              <w:t xml:space="preserve">4,009.64㎡</w:t>
+              <w:t xml:space="preserve">1,239.25㎡</w:t>
             </w:r>
           </w:p>
         </w:tc>
@@ -8361,7 +8361,7 @@
                 <w:sz w:val="18"/>
                 <w:szCs w:val="18"/>
               </w:rPr>
-              <w:t xml:space="preserve">1.73</w:t>
+              <w:t xml:space="preserve">1.84</w:t>
             </w:r>
           </w:p>
         </w:tc>
@@ -8386,7 +8386,7 @@
                 <w:sz w:val="18"/>
                 <w:szCs w:val="18"/>
               </w:rPr>
-              <w:t xml:space="preserve">▲ 27.9%</w:t>
+              <w:t xml:space="preserve">▲ 15.3%</w:t>
             </w:r>
           </w:p>
         </w:tc>
@@ -8438,7 +8438,7 @@
                 <w:sz w:val="18"/>
                 <w:szCs w:val="18"/>
               </w:rPr>
-              <w:t xml:space="preserve">중계본동 주민센터</w:t>
+              <w:t xml:space="preserve">구민회관</w:t>
             </w:r>
           </w:p>
         </w:tc>
@@ -8463,7 +8463,7 @@
                 <w:sz w:val="18"/>
                 <w:szCs w:val="18"/>
               </w:rPr>
-              <w:t xml:space="preserve">청사</w:t>
+              <w:t xml:space="preserve">문화시설</w:t>
             </w:r>
           </w:p>
         </w:tc>
@@ -8488,7 +8488,7 @@
                 <w:sz w:val="18"/>
                 <w:szCs w:val="18"/>
               </w:rPr>
-              <w:t xml:space="preserve">1,494 kWh</w:t>
+              <w:t xml:space="preserve">7,256 kWh</w:t>
             </w:r>
           </w:p>
         </w:tc>
@@ -8513,7 +8513,7 @@
                 <w:sz w:val="18"/>
                 <w:szCs w:val="18"/>
               </w:rPr>
-              <w:t xml:space="preserve">883.08㎡</w:t>
+              <w:t xml:space="preserve">4,009.64㎡</w:t>
             </w:r>
           </w:p>
         </w:tc>
@@ -8538,7 +8538,7 @@
                 <w:sz w:val="18"/>
                 <w:szCs w:val="18"/>
               </w:rPr>
-              <w:t xml:space="preserve">1.69</w:t>
+              <w:t xml:space="preserve">1.81</w:t>
             </w:r>
           </w:p>
         </w:tc>
@@ -8563,7 +8563,7 @@
                 <w:sz w:val="18"/>
                 <w:szCs w:val="18"/>
               </w:rPr>
-              <w:t xml:space="preserve">▼ 16.9%</w:t>
+              <w:t xml:space="preserve">▲ 34.1%</w:t>
             </w:r>
           </w:p>
         </w:tc>
@@ -8615,7 +8615,7 @@
                 <w:sz w:val="18"/>
                 <w:szCs w:val="18"/>
               </w:rPr>
-              <w:t xml:space="preserve">상계1동 주민센터</w:t>
+              <w:t xml:space="preserve">중계본동 주민센터</w:t>
             </w:r>
           </w:p>
         </w:tc>
@@ -8665,7 +8665,7 @@
                 <w:sz w:val="18"/>
                 <w:szCs w:val="18"/>
               </w:rPr>
-              <w:t xml:space="preserve">2,842 kWh</w:t>
+              <w:t xml:space="preserve">1,539 kWh</w:t>
             </w:r>
           </w:p>
         </w:tc>
@@ -8690,7 +8690,7 @@
                 <w:sz w:val="18"/>
                 <w:szCs w:val="18"/>
               </w:rPr>
-              <w:t xml:space="preserve">1,685.02㎡</w:t>
+              <w:t xml:space="preserve">883.08㎡</w:t>
             </w:r>
           </w:p>
         </w:tc>
@@ -8715,7 +8715,7 @@
                 <w:sz w:val="18"/>
                 <w:szCs w:val="18"/>
               </w:rPr>
-              <w:t xml:space="preserve">1.69</w:t>
+              <w:t xml:space="preserve">1.74</w:t>
             </w:r>
           </w:p>
         </w:tc>
@@ -8740,7 +8740,7 @@
                 <w:sz w:val="18"/>
                 <w:szCs w:val="18"/>
               </w:rPr>
-              <w:t xml:space="preserve">▼ 23.5%</w:t>
+              <w:t xml:space="preserve">▼ 14.3%</w:t>
             </w:r>
           </w:p>
         </w:tc>
@@ -8792,7 +8792,7 @@
                 <w:sz w:val="18"/>
                 <w:szCs w:val="18"/>
               </w:rPr>
-              <w:t xml:space="preserve">노원천문우주과학관</w:t>
+              <w:t xml:space="preserve">상계1동 주민센터</w:t>
             </w:r>
           </w:p>
         </w:tc>
@@ -8817,7 +8817,7 @@
                 <w:sz w:val="18"/>
                 <w:szCs w:val="18"/>
               </w:rPr>
-              <w:t xml:space="preserve">문화시설</w:t>
+              <w:t xml:space="preserve">청사</w:t>
             </w:r>
           </w:p>
         </w:tc>
@@ -8842,7 +8842,7 @@
                 <w:sz w:val="18"/>
                 <w:szCs w:val="18"/>
               </w:rPr>
-              <w:t xml:space="preserve">4,986 kWh</w:t>
+              <w:t xml:space="preserve">2,908 kWh</w:t>
             </w:r>
           </w:p>
         </w:tc>
@@ -8867,7 +8867,7 @@
                 <w:sz w:val="18"/>
                 <w:szCs w:val="18"/>
               </w:rPr>
-              <w:t xml:space="preserve">2,994.49㎡</w:t>
+              <w:t xml:space="preserve">1,685.02㎡</w:t>
             </w:r>
           </w:p>
         </w:tc>
@@ -8892,7 +8892,7 @@
                 <w:sz w:val="18"/>
                 <w:szCs w:val="18"/>
               </w:rPr>
-              <w:t xml:space="preserve">1.66</w:t>
+              <w:t xml:space="preserve">1.73</w:t>
             </w:r>
           </w:p>
         </w:tc>
@@ -8917,7 +8917,7 @@
                 <w:sz w:val="18"/>
                 <w:szCs w:val="18"/>
               </w:rPr>
-              <w:t xml:space="preserve">▼ 24.2%</w:t>
+              <w:t xml:space="preserve">▼ 21.8%</w:t>
             </w:r>
           </w:p>
         </w:tc>
@@ -9019,7 +9019,7 @@
                 <w:sz w:val="18"/>
                 <w:szCs w:val="18"/>
               </w:rPr>
-              <w:t xml:space="preserve">1,055 kWh</w:t>
+              <w:t xml:space="preserve">1,095 kWh</w:t>
             </w:r>
           </w:p>
         </w:tc>
@@ -9069,7 +9069,7 @@
                 <w:sz w:val="18"/>
                 <w:szCs w:val="18"/>
               </w:rPr>
-              <w:t xml:space="preserve">1.60</w:t>
+              <w:t xml:space="preserve">1.66</w:t>
             </w:r>
           </w:p>
         </w:tc>
@@ -9094,7 +9094,7 @@
                 <w:sz w:val="18"/>
                 <w:szCs w:val="18"/>
               </w:rPr>
-              <w:t xml:space="preserve">▼ 25.7%</w:t>
+              <w:t xml:space="preserve">▼ 22.8%</w:t>
             </w:r>
           </w:p>
         </w:tc>
@@ -9196,7 +9196,7 @@
                 <w:sz w:val="18"/>
                 <w:szCs w:val="18"/>
               </w:rPr>
-              <w:t xml:space="preserve">3,452 kWh</w:t>
+              <w:t xml:space="preserve">3,683 kWh</w:t>
             </w:r>
           </w:p>
         </w:tc>
@@ -9246,7 +9246,7 @@
                 <w:sz w:val="18"/>
                 <w:szCs w:val="18"/>
               </w:rPr>
-              <w:t xml:space="preserve">1.49</w:t>
+              <w:t xml:space="preserve">1.59</w:t>
             </w:r>
           </w:p>
         </w:tc>
@@ -9271,7 +9271,7 @@
                 <w:sz w:val="18"/>
                 <w:szCs w:val="18"/>
               </w:rPr>
-              <w:t xml:space="preserve">▼ 17.2%</w:t>
+              <w:t xml:space="preserve">▼ 11.7%</w:t>
             </w:r>
           </w:p>
         </w:tc>
@@ -9373,7 +9373,7 @@
                 <w:sz w:val="18"/>
                 <w:szCs w:val="18"/>
               </w:rPr>
-              <w:t xml:space="preserve">4,268 kWh</w:t>
+              <w:t xml:space="preserve">4,570 kWh</w:t>
             </w:r>
           </w:p>
         </w:tc>
@@ -9423,7 +9423,7 @@
                 <w:sz w:val="18"/>
                 <w:szCs w:val="18"/>
               </w:rPr>
-              <w:t xml:space="preserve">1.48</w:t>
+              <w:t xml:space="preserve">1.58</w:t>
             </w:r>
           </w:p>
         </w:tc>
@@ -9448,7 +9448,7 @@
                 <w:sz w:val="18"/>
                 <w:szCs w:val="18"/>
               </w:rPr>
-              <w:t xml:space="preserve">▲ 49.8%</w:t>
+              <w:t xml:space="preserve">▲ 60.4%</w:t>
             </w:r>
           </w:p>
         </w:tc>
@@ -9550,7 +9550,7 @@
                 <w:sz w:val="18"/>
                 <w:szCs w:val="18"/>
               </w:rPr>
-              <w:t xml:space="preserve">2,418 kWh</w:t>
+              <w:t xml:space="preserve">2,530 kWh</w:t>
             </w:r>
           </w:p>
         </w:tc>
@@ -9600,7 +9600,7 @@
                 <w:sz w:val="18"/>
                 <w:szCs w:val="18"/>
               </w:rPr>
-              <w:t xml:space="preserve">1.47</w:t>
+              <w:t xml:space="preserve">1.54</w:t>
             </w:r>
           </w:p>
         </w:tc>
@@ -9625,7 +9625,7 @@
                 <w:sz w:val="18"/>
                 <w:szCs w:val="18"/>
               </w:rPr>
-              <w:t xml:space="preserve">▼ 3.6%</w:t>
+              <w:t xml:space="preserve">▲ 0.8%</w:t>
             </w:r>
           </w:p>
         </w:tc>
@@ -9727,7 +9727,7 @@
                 <w:sz w:val="18"/>
                 <w:szCs w:val="18"/>
               </w:rPr>
-              <w:t xml:space="preserve">1,490 kWh</w:t>
+              <w:t xml:space="preserve">1,525 kWh</w:t>
             </w:r>
           </w:p>
         </w:tc>
@@ -9777,7 +9777,7 @@
                 <w:sz w:val="18"/>
                 <w:szCs w:val="18"/>
               </w:rPr>
-              <w:t xml:space="preserve">1.47</w:t>
+              <w:t xml:space="preserve">1.50</w:t>
             </w:r>
           </w:p>
         </w:tc>
@@ -9802,7 +9802,7 @@
                 <w:sz w:val="18"/>
                 <w:szCs w:val="18"/>
               </w:rPr>
-              <w:t xml:space="preserve">▼ 16.7%</w:t>
+              <w:t xml:space="preserve">▼ 14.8%</w:t>
             </w:r>
           </w:p>
         </w:tc>
@@ -9854,7 +9854,7 @@
                 <w:sz w:val="18"/>
                 <w:szCs w:val="18"/>
               </w:rPr>
-              <w:t xml:space="preserve">하계어울림센터</w:t>
+              <w:t xml:space="preserve">노원구청소년상담복지센터</w:t>
             </w:r>
           </w:p>
         </w:tc>
@@ -9879,7 +9879,7 @@
                 <w:sz w:val="18"/>
                 <w:szCs w:val="18"/>
               </w:rPr>
-              <w:t xml:space="preserve">커뮤니티시설</w:t>
+              <w:t xml:space="preserve">문화시설</w:t>
             </w:r>
           </w:p>
         </w:tc>
@@ -9904,7 +9904,7 @@
                 <w:sz w:val="18"/>
                 <w:szCs w:val="18"/>
               </w:rPr>
-              <w:t xml:space="preserve">2,895 kWh</w:t>
+              <w:t xml:space="preserve">2,064 kWh</w:t>
             </w:r>
           </w:p>
         </w:tc>
@@ -9929,7 +9929,7 @@
                 <w:sz w:val="18"/>
                 <w:szCs w:val="18"/>
               </w:rPr>
-              <w:t xml:space="preserve">1,990.3㎡</w:t>
+              <w:t xml:space="preserve">1,379.61㎡</w:t>
             </w:r>
           </w:p>
         </w:tc>
@@ -9954,7 +9954,7 @@
                 <w:sz w:val="18"/>
                 <w:szCs w:val="18"/>
               </w:rPr>
-              <w:t xml:space="preserve">1.45</w:t>
+              <w:t xml:space="preserve">1.50</w:t>
             </w:r>
           </w:p>
         </w:tc>
@@ -9979,7 +9979,7 @@
                 <w:sz w:val="18"/>
                 <w:szCs w:val="18"/>
               </w:rPr>
-              <w:t xml:space="preserve">▼ 14.0%</w:t>
+              <w:t xml:space="preserve">▲ 9.5%</w:t>
             </w:r>
           </w:p>
         </w:tc>
@@ -10031,7 +10031,7 @@
                 <w:sz w:val="18"/>
                 <w:szCs w:val="18"/>
               </w:rPr>
-              <w:t xml:space="preserve">노원구청소년상담복지센터</w:t>
+              <w:t xml:space="preserve">하계어울림센터</w:t>
             </w:r>
           </w:p>
         </w:tc>
@@ -10056,7 +10056,7 @@
                 <w:sz w:val="18"/>
                 <w:szCs w:val="18"/>
               </w:rPr>
-              <w:t xml:space="preserve">문화시설</w:t>
+              <w:t xml:space="preserve">커뮤니티시설</w:t>
             </w:r>
           </w:p>
         </w:tc>
@@ -10081,7 +10081,7 @@
                 <w:sz w:val="18"/>
                 <w:szCs w:val="18"/>
               </w:rPr>
-              <w:t xml:space="preserve">1,984 kWh</w:t>
+              <w:t xml:space="preserve">2,928 kWh</w:t>
             </w:r>
           </w:p>
         </w:tc>
@@ -10106,7 +10106,7 @@
                 <w:sz w:val="18"/>
                 <w:szCs w:val="18"/>
               </w:rPr>
-              <w:t xml:space="preserve">1,379.61㎡</w:t>
+              <w:t xml:space="preserve">1,990.3㎡</w:t>
             </w:r>
           </w:p>
         </w:tc>
@@ -10131,7 +10131,7 @@
                 <w:sz w:val="18"/>
                 <w:szCs w:val="18"/>
               </w:rPr>
-              <w:t xml:space="preserve">1.44</w:t>
+              <w:t xml:space="preserve">1.47</w:t>
             </w:r>
           </w:p>
         </w:tc>
@@ -10156,7 +10156,7 @@
                 <w:sz w:val="18"/>
                 <w:szCs w:val="18"/>
               </w:rPr>
-              <w:t xml:space="preserve">▲ 5.3%</w:t>
+              <w:t xml:space="preserve">▼ 13.0%</w:t>
             </w:r>
           </w:p>
         </w:tc>
@@ -10258,7 +10258,7 @@
                 <w:sz w:val="18"/>
                 <w:szCs w:val="18"/>
               </w:rPr>
-              <w:t xml:space="preserve">1,520 kWh</w:t>
+              <w:t xml:space="preserve">1,550 kWh</w:t>
             </w:r>
           </w:p>
         </w:tc>
@@ -10308,7 +10308,7 @@
                 <w:sz w:val="18"/>
                 <w:szCs w:val="18"/>
               </w:rPr>
-              <w:t xml:space="preserve">1.34</w:t>
+              <w:t xml:space="preserve">1.37</w:t>
             </w:r>
           </w:p>
         </w:tc>
@@ -10333,7 +10333,7 @@
                 <w:sz w:val="18"/>
                 <w:szCs w:val="18"/>
               </w:rPr>
-              <w:t xml:space="preserve">▼ 13.3%</w:t>
+              <w:t xml:space="preserve">▼ 11.6%</w:t>
             </w:r>
           </w:p>
         </w:tc>
@@ -10435,7 +10435,7 @@
                 <w:sz w:val="18"/>
                 <w:szCs w:val="18"/>
               </w:rPr>
-              <w:t xml:space="preserve">19,290 kWh</w:t>
+              <w:t xml:space="preserve">22,722 kWh</w:t>
             </w:r>
           </w:p>
         </w:tc>
@@ -10485,7 +10485,7 @@
                 <w:sz w:val="18"/>
                 <w:szCs w:val="18"/>
               </w:rPr>
-              <w:t xml:space="preserve">1.09</w:t>
+              <w:t xml:space="preserve">1.28</w:t>
             </w:r>
           </w:p>
         </w:tc>
@@ -10510,7 +10510,7 @@
                 <w:sz w:val="18"/>
                 <w:szCs w:val="18"/>
               </w:rPr>
-              <w:t xml:space="preserve">▲ 18.7%</w:t>
+              <w:t xml:space="preserve">▲ 39.8%</w:t>
             </w:r>
           </w:p>
         </w:tc>
@@ -10562,7 +10562,7 @@
                 <w:sz w:val="18"/>
                 <w:szCs w:val="18"/>
               </w:rPr>
-              <w:t xml:space="preserve">하계2동 주민센터</w:t>
+              <w:t xml:space="preserve">구립 수락노인종합복지관</w:t>
             </w:r>
           </w:p>
         </w:tc>
@@ -10587,7 +10587,7 @@
                 <w:sz w:val="18"/>
                 <w:szCs w:val="18"/>
               </w:rPr>
-              <w:t xml:space="preserve">청사</w:t>
+              <w:t xml:space="preserve">복지시설</w:t>
             </w:r>
           </w:p>
         </w:tc>
@@ -10612,7 +10612,7 @@
                 <w:sz w:val="18"/>
                 <w:szCs w:val="18"/>
               </w:rPr>
-              <w:t xml:space="preserve">1,336 kWh</w:t>
+              <w:t xml:space="preserve">4,863 kWh</w:t>
             </w:r>
           </w:p>
         </w:tc>
@@ -10637,7 +10637,7 @@
                 <w:sz w:val="18"/>
                 <w:szCs w:val="18"/>
               </w:rPr>
-              <w:t xml:space="preserve">1,233.33㎡</w:t>
+              <w:t xml:space="preserve">4,359.95㎡</w:t>
             </w:r>
           </w:p>
         </w:tc>
@@ -10662,7 +10662,7 @@
                 <w:sz w:val="18"/>
                 <w:szCs w:val="18"/>
               </w:rPr>
-              <w:t xml:space="preserve">1.08</w:t>
+              <w:t xml:space="preserve">1.12</w:t>
             </w:r>
           </w:p>
         </w:tc>
@@ -10687,7 +10687,7 @@
                 <w:sz w:val="18"/>
                 <w:szCs w:val="18"/>
               </w:rPr>
-              <w:t xml:space="preserve">▼ 4.4%</w:t>
+              <w:t xml:space="preserve">▼ 21.0%</w:t>
             </w:r>
           </w:p>
         </w:tc>
@@ -10739,7 +10739,7 @@
                 <w:sz w:val="18"/>
                 <w:szCs w:val="18"/>
               </w:rPr>
-              <w:t xml:space="preserve">구립 수락노인종합복지관</w:t>
+              <w:t xml:space="preserve">하계2동 주민센터</w:t>
             </w:r>
           </w:p>
         </w:tc>
@@ -10764,7 +10764,7 @@
                 <w:sz w:val="18"/>
                 <w:szCs w:val="18"/>
               </w:rPr>
-              <w:t xml:space="preserve">복지시설</w:t>
+              <w:t xml:space="preserve">청사</w:t>
             </w:r>
           </w:p>
         </w:tc>
@@ -10789,7 +10789,7 @@
                 <w:sz w:val="18"/>
                 <w:szCs w:val="18"/>
               </w:rPr>
-              <w:t xml:space="preserve">4,673 kWh</w:t>
+              <w:t xml:space="preserve">1,375 kWh</w:t>
             </w:r>
           </w:p>
         </w:tc>
@@ -10814,7 +10814,7 @@
                 <w:sz w:val="18"/>
                 <w:szCs w:val="18"/>
               </w:rPr>
-              <w:t xml:space="preserve">4,359.95㎡</w:t>
+              <w:t xml:space="preserve">1,233.33㎡</w:t>
             </w:r>
           </w:p>
         </w:tc>
@@ -10839,7 +10839,7 @@
                 <w:sz w:val="18"/>
                 <w:szCs w:val="18"/>
               </w:rPr>
-              <w:t xml:space="preserve">1.07</w:t>
+              <w:t xml:space="preserve">1.11</w:t>
             </w:r>
           </w:p>
         </w:tc>
@@ -10864,7 +10864,7 @@
                 <w:sz w:val="18"/>
                 <w:szCs w:val="18"/>
               </w:rPr>
-              <w:t xml:space="preserve">▼ 24.1%</w:t>
+              <w:t xml:space="preserve">▼ 1.6%</w:t>
             </w:r>
           </w:p>
         </w:tc>
@@ -10966,7 +10966,7 @@
                 <w:sz w:val="18"/>
                 <w:szCs w:val="18"/>
               </w:rPr>
-              <w:t xml:space="preserve">2,427 kWh</w:t>
+              <w:t xml:space="preserve">2,463 kWh</w:t>
             </w:r>
           </w:p>
         </w:tc>
@@ -11016,7 +11016,7 @@
                 <w:sz w:val="18"/>
                 <w:szCs w:val="18"/>
               </w:rPr>
-              <w:t xml:space="preserve">1.04</w:t>
+              <w:t xml:space="preserve">1.05</w:t>
             </w:r>
           </w:p>
         </w:tc>
@@ -11041,7 +11041,7 @@
                 <w:sz w:val="18"/>
                 <w:szCs w:val="18"/>
               </w:rPr>
-              <w:t xml:space="preserve">▼ 6.8%</w:t>
+              <w:t xml:space="preserve">▼ 5.5%</w:t>
             </w:r>
           </w:p>
         </w:tc>
@@ -11143,7 +11143,7 @@
                 <w:sz w:val="18"/>
                 <w:szCs w:val="18"/>
               </w:rPr>
-              <w:t xml:space="preserve">3,076 kWh</w:t>
+              <w:t xml:space="preserve">3,136 kWh</w:t>
             </w:r>
           </w:p>
         </w:tc>
@@ -11193,7 +11193,7 @@
                 <w:sz w:val="18"/>
                 <w:szCs w:val="18"/>
               </w:rPr>
-              <w:t xml:space="preserve">1.03</w:t>
+              <w:t xml:space="preserve">1.05</w:t>
             </w:r>
           </w:p>
         </w:tc>
@@ -11218,7 +11218,7 @@
                 <w:sz w:val="18"/>
                 <w:szCs w:val="18"/>
               </w:rPr>
-              <w:t xml:space="preserve">▲ 2.0%</w:t>
+              <w:t xml:space="preserve">▲ 4.0%</w:t>
             </w:r>
           </w:p>
         </w:tc>
@@ -11320,7 +11320,7 @@
                 <w:sz w:val="18"/>
                 <w:szCs w:val="18"/>
               </w:rPr>
-              <w:t xml:space="preserve">1,526 kWh</w:t>
+              <w:t xml:space="preserve">1,560 kWh</w:t>
             </w:r>
           </w:p>
         </w:tc>
@@ -11370,7 +11370,7 @@
                 <w:sz w:val="18"/>
                 <w:szCs w:val="18"/>
               </w:rPr>
-              <w:t xml:space="preserve">1.02</w:t>
+              <w:t xml:space="preserve">1.04</w:t>
             </w:r>
           </w:p>
         </w:tc>
@@ -11395,7 +11395,7 @@
                 <w:sz w:val="18"/>
                 <w:szCs w:val="18"/>
               </w:rPr>
-              <w:t xml:space="preserve">▼ 18.6%</w:t>
+              <w:t xml:space="preserve">▼ 16.8%</w:t>
             </w:r>
           </w:p>
         </w:tc>
@@ -11447,7 +11447,7 @@
                 <w:sz w:val="18"/>
                 <w:szCs w:val="18"/>
               </w:rPr>
-              <w:t xml:space="preserve">상계5동주민센터</w:t>
+              <w:t xml:space="preserve">노원어린이도서관</w:t>
             </w:r>
           </w:p>
         </w:tc>
@@ -11472,7 +11472,7 @@
                 <w:sz w:val="18"/>
                 <w:szCs w:val="18"/>
               </w:rPr>
-              <w:t xml:space="preserve">청사</w:t>
+              <w:t xml:space="preserve">도서관</w:t>
             </w:r>
           </w:p>
         </w:tc>
@@ -11497,7 +11497,7 @@
                 <w:sz w:val="18"/>
                 <w:szCs w:val="18"/>
               </w:rPr>
-              <w:t xml:space="preserve">1,102 kWh</w:t>
+              <w:t xml:space="preserve">1,241 kWh</w:t>
             </w:r>
           </w:p>
         </w:tc>
@@ -11522,7 +11522,7 @@
                 <w:sz w:val="18"/>
                 <w:szCs w:val="18"/>
               </w:rPr>
-              <w:t xml:space="preserve">1,272.73㎡</w:t>
+              <w:t xml:space="preserve">1,361.88㎡</w:t>
             </w:r>
           </w:p>
         </w:tc>
@@ -11547,7 +11547,7 @@
                 <w:sz w:val="18"/>
                 <w:szCs w:val="18"/>
               </w:rPr>
-              <w:t xml:space="preserve">0.87</w:t>
+              <w:t xml:space="preserve">0.91</w:t>
             </w:r>
           </w:p>
         </w:tc>
@@ -11572,7 +11572,7 @@
                 <w:sz w:val="18"/>
                 <w:szCs w:val="18"/>
               </w:rPr>
-              <w:t xml:space="preserve">▲ 26.2%</w:t>
+              <w:t xml:space="preserve">▼ 16.1%</w:t>
             </w:r>
           </w:p>
         </w:tc>
@@ -11624,7 +11624,7 @@
                 <w:sz w:val="18"/>
                 <w:szCs w:val="18"/>
               </w:rPr>
-              <w:t xml:space="preserve">노원어린이도서관</w:t>
+              <w:t xml:space="preserve">상계5동주민센터</w:t>
             </w:r>
           </w:p>
         </w:tc>
@@ -11649,7 +11649,7 @@
                 <w:sz w:val="18"/>
                 <w:szCs w:val="18"/>
               </w:rPr>
-              <w:t xml:space="preserve">도서관</w:t>
+              <w:t xml:space="preserve">청사</w:t>
             </w:r>
           </w:p>
         </w:tc>
@@ -11674,7 +11674,7 @@
                 <w:sz w:val="18"/>
                 <w:szCs w:val="18"/>
               </w:rPr>
-              <w:t xml:space="preserve">1,173 kWh</w:t>
+              <w:t xml:space="preserve">1,138 kWh</w:t>
             </w:r>
           </w:p>
         </w:tc>
@@ -11699,7 +11699,7 @@
                 <w:sz w:val="18"/>
                 <w:szCs w:val="18"/>
               </w:rPr>
-              <w:t xml:space="preserve">1,361.88㎡</w:t>
+              <w:t xml:space="preserve">1,272.73㎡</w:t>
             </w:r>
           </w:p>
         </w:tc>
@@ -11724,7 +11724,7 @@
                 <w:sz w:val="18"/>
                 <w:szCs w:val="18"/>
               </w:rPr>
-              <w:t xml:space="preserve">0.86</w:t>
+              <w:t xml:space="preserve">0.89</w:t>
             </w:r>
           </w:p>
         </w:tc>
@@ -11749,7 +11749,7 @@
                 <w:sz w:val="18"/>
                 <w:szCs w:val="18"/>
               </w:rPr>
-              <w:t xml:space="preserve">▼ 20.7%</w:t>
+              <w:t xml:space="preserve">▲ 30.3%</w:t>
             </w:r>
           </w:p>
         </w:tc>
@@ -11851,7 +11851,7 @@
                 <w:sz w:val="18"/>
                 <w:szCs w:val="18"/>
               </w:rPr>
-              <w:t xml:space="preserve">672 kWh</w:t>
+              <w:t xml:space="preserve">681 kWh</w:t>
             </w:r>
           </w:p>
         </w:tc>
@@ -11901,7 +11901,7 @@
                 <w:sz w:val="18"/>
                 <w:szCs w:val="18"/>
               </w:rPr>
-              <w:t xml:space="preserve">0.79</w:t>
+              <w:t xml:space="preserve">0.80</w:t>
             </w:r>
           </w:p>
         </w:tc>
@@ -11926,7 +11926,7 @@
                 <w:sz w:val="18"/>
                 <w:szCs w:val="18"/>
               </w:rPr>
-              <w:t xml:space="preserve">▼ 2.8%</w:t>
+              <w:t xml:space="preserve">▼ 1.4%</w:t>
             </w:r>
           </w:p>
         </w:tc>
@@ -12028,7 +12028,7 @@
                 <w:sz w:val="18"/>
                 <w:szCs w:val="18"/>
               </w:rPr>
-              <w:t xml:space="preserve">1,215 kWh</w:t>
+              <w:t xml:space="preserve">1,243 kWh</w:t>
             </w:r>
           </w:p>
         </w:tc>
@@ -12078,7 +12078,7 @@
                 <w:sz w:val="18"/>
                 <w:szCs w:val="18"/>
               </w:rPr>
-              <w:t xml:space="preserve">0.63</w:t>
+              <w:t xml:space="preserve">0.65</w:t>
             </w:r>
           </w:p>
         </w:tc>
@@ -12103,7 +12103,7 @@
                 <w:sz w:val="18"/>
                 <w:szCs w:val="18"/>
               </w:rPr>
-              <w:t xml:space="preserve">▼ 21.3%</w:t>
+              <w:t xml:space="preserve">▼ 19.5%</w:t>
             </w:r>
           </w:p>
         </w:tc>
@@ -12205,7 +12205,7 @@
                 <w:sz w:val="18"/>
                 <w:szCs w:val="18"/>
               </w:rPr>
-              <w:t xml:space="preserve">781 kWh</w:t>
+              <w:t xml:space="preserve">794 kWh</w:t>
             </w:r>
           </w:p>
         </w:tc>
@@ -12280,7 +12280,7 @@
                 <w:sz w:val="18"/>
                 <w:szCs w:val="18"/>
               </w:rPr>
-              <w:t xml:space="preserve">▲ 1.1%</w:t>
+              <w:t xml:space="preserve">▲ 2.8%</w:t>
             </w:r>
           </w:p>
         </w:tc>
@@ -12382,7 +12382,7 @@
                 <w:sz w:val="18"/>
                 <w:szCs w:val="18"/>
               </w:rPr>
-              <w:t xml:space="preserve">685 kWh</w:t>
+              <w:t xml:space="preserve">698 kWh</w:t>
             </w:r>
           </w:p>
         </w:tc>
@@ -12432,7 +12432,7 @@
                 <w:sz w:val="18"/>
                 <w:szCs w:val="18"/>
               </w:rPr>
-              <w:t xml:space="preserve">0.29</w:t>
+              <w:t xml:space="preserve">0.30</w:t>
             </w:r>
           </w:p>
         </w:tc>
@@ -12457,7 +12457,7 @@
                 <w:sz w:val="18"/>
                 <w:szCs w:val="18"/>
               </w:rPr>
-              <w:t xml:space="preserve">▼ 7.6%</w:t>
+              <w:t xml:space="preserve">▼ 5.9%</w:t>
             </w:r>
           </w:p>
         </w:tc>
@@ -12559,7 +12559,7 @@
                 <w:sz w:val="18"/>
                 <w:szCs w:val="18"/>
               </w:rPr>
-              <w:t xml:space="preserve">113 kWh</w:t>
+              <w:t xml:space="preserve">125 kWh</w:t>
             </w:r>
           </w:p>
         </w:tc>
@@ -12609,7 +12609,7 @@
                 <w:sz w:val="18"/>
                 <w:szCs w:val="18"/>
               </w:rPr>
-              <w:t xml:space="preserve">0.10</w:t>
+              <w:t xml:space="preserve">0.11</w:t>
             </w:r>
           </w:p>
         </w:tc>
@@ -12634,7 +12634,7 @@
                 <w:sz w:val="18"/>
                 <w:szCs w:val="18"/>
               </w:rPr>
-              <w:t xml:space="preserve">▼ 12.5%</w:t>
+              <w:t xml:space="preserve">▼ 3.3%</w:t>
             </w:r>
           </w:p>
         </w:tc>
@@ -12736,7 +12736,7 @@
                 <w:sz w:val="18"/>
                 <w:szCs w:val="18"/>
               </w:rPr>
-              <w:t xml:space="preserve">56 kWh</w:t>
+              <w:t xml:space="preserve">60 kWh</w:t>
             </w:r>
           </w:p>
         </w:tc>
@@ -12786,7 +12786,7 @@
                 <w:sz w:val="18"/>
                 <w:szCs w:val="18"/>
               </w:rPr>
-              <w:t xml:space="preserve">0.09</w:t>
+              <w:t xml:space="preserve">0.10</w:t>
             </w:r>
           </w:p>
         </w:tc>
@@ -12811,7 +12811,7 @@
                 <w:sz w:val="18"/>
                 <w:szCs w:val="18"/>
               </w:rPr>
-              <w:t xml:space="preserve">▼ 96.3%</w:t>
+              <w:t xml:space="preserve">▼ 96.0%</w:t>
             </w:r>
           </w:p>
         </w:tc>
@@ -13249,7 +13249,7 @@
                 <w:sz w:val="18"/>
                 <w:szCs w:val="18"/>
               </w:rPr>
-              <w:t xml:space="preserve">8/2(일) 12시</w:t>
+              <w:t xml:space="preserve">7/27(월) 2시</w:t>
             </w:r>
           </w:p>
         </w:tc>
@@ -13274,7 +13274,7 @@
                 <w:sz w:val="18"/>
                 <w:szCs w:val="18"/>
               </w:rPr>
-              <w:t xml:space="preserve">308.8 kW</w:t>
+              <w:t xml:space="preserve">299.2 kW</w:t>
             </w:r>
           </w:p>
         </w:tc>
@@ -14550,7 +14550,7 @@
                 <w:sz w:val="18"/>
                 <w:szCs w:val="18"/>
               </w:rPr>
-              <w:t xml:space="preserve">노원문화원</w:t>
+              <w:t xml:space="preserve">노원수학문화관</w:t>
             </w:r>
           </w:p>
         </w:tc>
@@ -14575,7 +14575,7 @@
                 <w:sz w:val="18"/>
                 <w:szCs w:val="18"/>
               </w:rPr>
-              <w:t xml:space="preserve">7/28(화) 10시</w:t>
+              <w:t xml:space="preserve">8/2(일) 16시</w:t>
             </w:r>
           </w:p>
         </w:tc>
@@ -14600,7 +14600,7 @@
                 <w:sz w:val="18"/>
                 <w:szCs w:val="18"/>
               </w:rPr>
-              <w:t xml:space="preserve">64.9 kW</w:t>
+              <w:t xml:space="preserve">65.2 kW</w:t>
             </w:r>
           </w:p>
         </w:tc>
@@ -14652,7 +14652,7 @@
                 <w:sz w:val="18"/>
                 <w:szCs w:val="18"/>
               </w:rPr>
-              <w:t xml:space="preserve">노원수학문화관</w:t>
+              <w:t xml:space="preserve">노원문화원</w:t>
             </w:r>
           </w:p>
         </w:tc>
@@ -14677,7 +14677,7 @@
                 <w:sz w:val="18"/>
                 <w:szCs w:val="18"/>
               </w:rPr>
-              <w:t xml:space="preserve">8/2(일) 14시</w:t>
+              <w:t xml:space="preserve">7/28(화) 10시</w:t>
             </w:r>
           </w:p>
         </w:tc>
@@ -14702,7 +14702,7 @@
                 <w:sz w:val="18"/>
                 <w:szCs w:val="18"/>
               </w:rPr>
-              <w:t xml:space="preserve">61.5 kW</w:t>
+              <w:t xml:space="preserve">64.9 kW</w:t>
             </w:r>
           </w:p>
         </w:tc>
@@ -15162,7 +15162,7 @@
                 <w:sz w:val="18"/>
                 <w:szCs w:val="18"/>
               </w:rPr>
-              <w:t xml:space="preserve">한내행복발전소</w:t>
+              <w:t xml:space="preserve">노원에코센터</w:t>
             </w:r>
           </w:p>
         </w:tc>
@@ -15187,7 +15187,7 @@
                 <w:sz w:val="18"/>
                 <w:szCs w:val="18"/>
               </w:rPr>
-              <w:t xml:space="preserve">7/29(수) 9시</w:t>
+              <w:t xml:space="preserve">8/2(일) 13시</w:t>
             </w:r>
           </w:p>
         </w:tc>
@@ -15212,7 +15212,7 @@
                 <w:sz w:val="18"/>
                 <w:szCs w:val="18"/>
               </w:rPr>
-              <w:t xml:space="preserve">39.6 kW</w:t>
+              <w:t xml:space="preserve">40.0 kW</w:t>
             </w:r>
           </w:p>
         </w:tc>
@@ -15264,7 +15264,7 @@
                 <w:sz w:val="18"/>
                 <w:szCs w:val="18"/>
               </w:rPr>
-              <w:t xml:space="preserve">월계1동 주민센터</w:t>
+              <w:t xml:space="preserve">한내행복발전소</w:t>
             </w:r>
           </w:p>
         </w:tc>
@@ -15289,7 +15289,7 @@
                 <w:sz w:val="18"/>
                 <w:szCs w:val="18"/>
               </w:rPr>
-              <w:t xml:space="preserve">7/29(수) 10시</w:t>
+              <w:t xml:space="preserve">7/29(수) 9시</w:t>
             </w:r>
           </w:p>
         </w:tc>
@@ -15314,7 +15314,7 @@
                 <w:sz w:val="18"/>
                 <w:szCs w:val="18"/>
               </w:rPr>
-              <w:t xml:space="preserve">37.8 kW</w:t>
+              <w:t xml:space="preserve">39.6 kW</w:t>
             </w:r>
           </w:p>
         </w:tc>
@@ -15366,7 +15366,7 @@
                 <w:sz w:val="18"/>
                 <w:szCs w:val="18"/>
               </w:rPr>
-              <w:t xml:space="preserve">노원아동복지관</w:t>
+              <w:t xml:space="preserve">월계1동 주민센터</w:t>
             </w:r>
           </w:p>
         </w:tc>
@@ -15391,7 +15391,7 @@
                 <w:sz w:val="18"/>
                 <w:szCs w:val="18"/>
               </w:rPr>
-              <w:t xml:space="preserve">7/28(화) 10시</w:t>
+              <w:t xml:space="preserve">7/29(수) 10시</w:t>
             </w:r>
           </w:p>
         </w:tc>
@@ -15416,7 +15416,7 @@
                 <w:sz w:val="18"/>
                 <w:szCs w:val="18"/>
               </w:rPr>
-              <w:t xml:space="preserve">37.7 kW</w:t>
+              <w:t xml:space="preserve">37.8 kW</w:t>
             </w:r>
           </w:p>
         </w:tc>
@@ -15468,7 +15468,7 @@
                 <w:sz w:val="18"/>
                 <w:szCs w:val="18"/>
               </w:rPr>
-              <w:t xml:space="preserve">노원에코센터</w:t>
+              <w:t xml:space="preserve">노원아동복지관</w:t>
             </w:r>
           </w:p>
         </w:tc>
@@ -15493,7 +15493,7 @@
                 <w:sz w:val="18"/>
                 <w:szCs w:val="18"/>
               </w:rPr>
-              <w:t xml:space="preserve">7/29(수) 13시</w:t>
+              <w:t xml:space="preserve">7/28(화) 10시</w:t>
             </w:r>
           </w:p>
         </w:tc>
@@ -15518,7 +15518,7 @@
                 <w:sz w:val="18"/>
                 <w:szCs w:val="18"/>
               </w:rPr>
-              <w:t xml:space="preserve">35.0 kW</w:t>
+              <w:t xml:space="preserve">37.7 kW</w:t>
             </w:r>
           </w:p>
         </w:tc>
@@ -18875,7 +18875,7 @@
                 <w:sz w:val="18"/>
                 <w:szCs w:val="18"/>
               </w:rPr>
-              <w:t xml:space="preserve">1,271 kWh</w:t>
+              <w:t xml:space="preserve">1,358 kWh</w:t>
             </w:r>
           </w:p>
         </w:tc>
@@ -18900,7 +18900,7 @@
                 <w:sz w:val="18"/>
                 <w:szCs w:val="18"/>
               </w:rPr>
-              <w:t xml:space="preserve">▲ 457.3%</w:t>
+              <w:t xml:space="preserve">▲ 495.6%</w:t>
             </w:r>
           </w:p>
         </w:tc>
@@ -19002,7 +19002,7 @@
                 <w:sz w:val="18"/>
                 <w:szCs w:val="18"/>
               </w:rPr>
-              <w:t xml:space="preserve">4,268 kWh</w:t>
+              <w:t xml:space="preserve">4,570 kWh</w:t>
             </w:r>
           </w:p>
         </w:tc>
@@ -19027,7 +19027,7 @@
                 <w:sz w:val="18"/>
                 <w:szCs w:val="18"/>
               </w:rPr>
-              <w:t xml:space="preserve">▲ 49.8%</w:t>
+              <w:t xml:space="preserve">▲ 60.4%</w:t>
             </w:r>
           </w:p>
         </w:tc>
@@ -19079,7 +19079,7 @@
                 <w:sz w:val="18"/>
                 <w:szCs w:val="18"/>
               </w:rPr>
-              <w:t xml:space="preserve">구민회관</w:t>
+              <w:t xml:space="preserve">노원제로에너지주택 및 부속시설</w:t>
             </w:r>
           </w:p>
         </w:tc>
@@ -19104,7 +19104,7 @@
                 <w:sz w:val="18"/>
                 <w:szCs w:val="18"/>
               </w:rPr>
-              <w:t xml:space="preserve">5,411 kWh</w:t>
+              <w:t xml:space="preserve">16,256 kWh</w:t>
             </w:r>
           </w:p>
         </w:tc>
@@ -19129,7 +19129,7 @@
                 <w:sz w:val="18"/>
                 <w:szCs w:val="18"/>
               </w:rPr>
-              <w:t xml:space="preserve">6,922 kWh</w:t>
+              <w:t xml:space="preserve">22,722 kWh</w:t>
             </w:r>
           </w:p>
         </w:tc>
@@ -19154,7 +19154,7 @@
                 <w:sz w:val="18"/>
                 <w:szCs w:val="18"/>
               </w:rPr>
-              <w:t xml:space="preserve">▲ 27.9%</w:t>
+              <w:t xml:space="preserve">▲ 39.8%</w:t>
             </w:r>
           </w:p>
         </w:tc>
@@ -19206,7 +19206,7 @@
                 <w:sz w:val="18"/>
                 <w:szCs w:val="18"/>
               </w:rPr>
-              <w:t xml:space="preserve">상계5동주민센터</w:t>
+              <w:t xml:space="preserve">노원문화예술회관</w:t>
             </w:r>
           </w:p>
         </w:tc>
@@ -19231,7 +19231,7 @@
                 <w:sz w:val="18"/>
                 <w:szCs w:val="18"/>
               </w:rPr>
-              <w:t xml:space="preserve">873 kWh</w:t>
+              <w:t xml:space="preserve">18,908 kWh</w:t>
             </w:r>
           </w:p>
         </w:tc>
@@ -19256,7 +19256,7 @@
                 <w:sz w:val="18"/>
                 <w:szCs w:val="18"/>
               </w:rPr>
-              <w:t xml:space="preserve">1,102 kWh</w:t>
+              <w:t xml:space="preserve">25,840 kWh</w:t>
             </w:r>
           </w:p>
         </w:tc>
@@ -19281,7 +19281,7 @@
                 <w:sz w:val="18"/>
                 <w:szCs w:val="18"/>
               </w:rPr>
-              <w:t xml:space="preserve">▲ 26.2%</w:t>
+              <w:t xml:space="preserve">▲ 36.7%</w:t>
             </w:r>
           </w:p>
         </w:tc>
@@ -19333,7 +19333,7 @@
                 <w:sz w:val="18"/>
                 <w:szCs w:val="18"/>
               </w:rPr>
-              <w:t xml:space="preserve">노원문화예술회관</w:t>
+              <w:t xml:space="preserve">구민회관</w:t>
             </w:r>
           </w:p>
         </w:tc>
@@ -19358,7 +19358,7 @@
                 <w:sz w:val="18"/>
                 <w:szCs w:val="18"/>
               </w:rPr>
-              <w:t xml:space="preserve">18,908 kWh</w:t>
+              <w:t xml:space="preserve">5,411 kWh</w:t>
             </w:r>
           </w:p>
         </w:tc>
@@ -19383,7 +19383,7 @@
                 <w:sz w:val="18"/>
                 <w:szCs w:val="18"/>
               </w:rPr>
-              <w:t xml:space="preserve">22,820 kWh</w:t>
+              <w:t xml:space="preserve">7,256 kWh</w:t>
             </w:r>
           </w:p>
         </w:tc>
@@ -19408,7 +19408,7 @@
                 <w:sz w:val="18"/>
                 <w:szCs w:val="18"/>
               </w:rPr>
-              <w:t xml:space="preserve">▲ 20.7%</w:t>
+              <w:t xml:space="preserve">▲ 34.1%</w:t>
             </w:r>
           </w:p>
         </w:tc>
@@ -19460,7 +19460,7 @@
                 <w:sz w:val="18"/>
                 <w:szCs w:val="18"/>
               </w:rPr>
-              <w:t xml:space="preserve">노원제로에너지주택 및 부속시설</w:t>
+              <w:t xml:space="preserve">상계5동주민센터</w:t>
             </w:r>
           </w:p>
         </w:tc>
@@ -19485,7 +19485,7 @@
                 <w:sz w:val="18"/>
                 <w:szCs w:val="18"/>
               </w:rPr>
-              <w:t xml:space="preserve">16,256 kWh</w:t>
+              <w:t xml:space="preserve">873 kWh</w:t>
             </w:r>
           </w:p>
         </w:tc>
@@ -19510,7 +19510,7 @@
                 <w:sz w:val="18"/>
                 <w:szCs w:val="18"/>
               </w:rPr>
-              <w:t xml:space="preserve">19,290 kWh</w:t>
+              <w:t xml:space="preserve">1,138 kWh</w:t>
             </w:r>
           </w:p>
         </w:tc>
@@ -19535,7 +19535,7 @@
                 <w:sz w:val="18"/>
                 <w:szCs w:val="18"/>
               </w:rPr>
-              <w:t xml:space="preserve">▲ 18.7%</w:t>
+              <w:t xml:space="preserve">▲ 30.3%</w:t>
             </w:r>
           </w:p>
         </w:tc>
@@ -19637,7 +19637,7 @@
                 <w:sz w:val="18"/>
                 <w:szCs w:val="18"/>
               </w:rPr>
-              <w:t xml:space="preserve">228 kWh</w:t>
+              <w:t xml:space="preserve">234 kWh</w:t>
             </w:r>
           </w:p>
         </w:tc>
@@ -19662,7 +19662,7 @@
                 <w:sz w:val="18"/>
                 <w:szCs w:val="18"/>
               </w:rPr>
-              <w:t xml:space="preserve">▲ 17.5%</w:t>
+              <w:t xml:space="preserve">▲ 20.5%</w:t>
             </w:r>
           </w:p>
         </w:tc>
@@ -19714,7 +19714,7 @@
                 <w:sz w:val="18"/>
                 <w:szCs w:val="18"/>
               </w:rPr>
-              <w:t xml:space="preserve">상계청소년문화의집</w:t>
+              <w:t xml:space="preserve">경춘선힐링쉼터</w:t>
             </w:r>
           </w:p>
         </w:tc>
@@ -19739,7 +19739,7 @@
                 <w:sz w:val="18"/>
                 <w:szCs w:val="18"/>
               </w:rPr>
-              <w:t xml:space="preserve">1,975 kWh</w:t>
+              <w:t xml:space="preserve">1,013 kWh</w:t>
             </w:r>
           </w:p>
         </w:tc>
@@ -19764,7 +19764,7 @@
                 <w:sz w:val="18"/>
                 <w:szCs w:val="18"/>
               </w:rPr>
-              <w:t xml:space="preserve">2,199 kWh</w:t>
+              <w:t xml:space="preserve">1,197 kWh</w:t>
             </w:r>
           </w:p>
         </w:tc>
@@ -19789,7 +19789,7 @@
                 <w:sz w:val="18"/>
                 <w:szCs w:val="18"/>
               </w:rPr>
-              <w:t xml:space="preserve">▲ 11.3%</w:t>
+              <w:t xml:space="preserve">▲ 18.1%</w:t>
             </w:r>
           </w:p>
         </w:tc>
@@ -19841,7 +19841,7 @@
                 <w:sz w:val="18"/>
                 <w:szCs w:val="18"/>
               </w:rPr>
-              <w:t xml:space="preserve">경춘선힐링쉼터</w:t>
+              <w:t xml:space="preserve">상계청소년문화의집</w:t>
             </w:r>
           </w:p>
         </w:tc>
@@ -19866,7 +19866,7 @@
                 <w:sz w:val="18"/>
                 <w:szCs w:val="18"/>
               </w:rPr>
-              <w:t xml:space="preserve">1,013 kWh</w:t>
+              <w:t xml:space="preserve">1,975 kWh</w:t>
             </w:r>
           </w:p>
         </w:tc>
@@ -19891,7 +19891,7 @@
                 <w:sz w:val="18"/>
                 <w:szCs w:val="18"/>
               </w:rPr>
-              <w:t xml:space="preserve">1,125 kWh</w:t>
+              <w:t xml:space="preserve">2,277 kWh</w:t>
             </w:r>
           </w:p>
         </w:tc>
@@ -19916,7 +19916,7 @@
                 <w:sz w:val="18"/>
                 <w:szCs w:val="18"/>
               </w:rPr>
-              <w:t xml:space="preserve">▲ 11.0%</w:t>
+              <w:t xml:space="preserve">▲ 15.3%</w:t>
             </w:r>
           </w:p>
         </w:tc>
@@ -19968,7 +19968,7 @@
                 <w:sz w:val="18"/>
                 <w:szCs w:val="18"/>
               </w:rPr>
-              <w:t xml:space="preserve">원터 어울마루</w:t>
+              <w:t xml:space="preserve">노원구청소년상담복지센터</w:t>
             </w:r>
           </w:p>
         </w:tc>
@@ -19993,7 +19993,7 @@
                 <w:sz w:val="18"/>
                 <w:szCs w:val="18"/>
               </w:rPr>
-              <w:t xml:space="preserve">458 kWh</w:t>
+              <w:t xml:space="preserve">1,884 kWh</w:t>
             </w:r>
           </w:p>
         </w:tc>
@@ -20018,7 +20018,7 @@
                 <w:sz w:val="18"/>
                 <w:szCs w:val="18"/>
               </w:rPr>
-              <w:t xml:space="preserve">487 kWh</w:t>
+              <w:t xml:space="preserve">2,064 kWh</w:t>
             </w:r>
           </w:p>
         </w:tc>
@@ -20043,7 +20043,7 @@
                 <w:sz w:val="18"/>
                 <w:szCs w:val="18"/>
               </w:rPr>
-              <w:t xml:space="preserve">▲ 6.3%</w:t>
+              <w:t xml:space="preserve">▲ 9.5%</w:t>
             </w:r>
           </w:p>
         </w:tc>
@@ -20095,7 +20095,7 @@
                 <w:sz w:val="18"/>
                 <w:szCs w:val="18"/>
               </w:rPr>
-              <w:t xml:space="preserve">노원구청소년상담복지센터</w:t>
+              <w:t xml:space="preserve">원터 어울마루</w:t>
             </w:r>
           </w:p>
         </w:tc>
@@ -20120,7 +20120,7 @@
                 <w:sz w:val="18"/>
                 <w:szCs w:val="18"/>
               </w:rPr>
-              <w:t xml:space="preserve">1,884 kWh</w:t>
+              <w:t xml:space="preserve">458 kWh</w:t>
             </w:r>
           </w:p>
         </w:tc>
@@ -20145,7 +20145,7 @@
                 <w:sz w:val="18"/>
                 <w:szCs w:val="18"/>
               </w:rPr>
-              <w:t xml:space="preserve">1,984 kWh</w:t>
+              <w:t xml:space="preserve">497 kWh</w:t>
             </w:r>
           </w:p>
         </w:tc>
@@ -20170,7 +20170,7 @@
                 <w:sz w:val="18"/>
                 <w:szCs w:val="18"/>
               </w:rPr>
-              <w:t xml:space="preserve">▲ 5.3%</w:t>
+              <w:t xml:space="preserve">▲ 8.5%</w:t>
             </w:r>
           </w:p>
         </w:tc>
@@ -20272,7 +20272,7 @@
                 <w:sz w:val="18"/>
                 <w:szCs w:val="18"/>
               </w:rPr>
-              <w:t xml:space="preserve">960 kWh</w:t>
+              <w:t xml:space="preserve">984 kWh</w:t>
             </w:r>
           </w:p>
         </w:tc>
@@ -20297,7 +20297,7 @@
                 <w:sz w:val="18"/>
                 <w:szCs w:val="18"/>
               </w:rPr>
-              <w:t xml:space="preserve">▲ 2.2%</w:t>
+              <w:t xml:space="preserve">▲ 4.7%</w:t>
             </w:r>
           </w:p>
         </w:tc>
@@ -20399,7 +20399,7 @@
                 <w:sz w:val="18"/>
                 <w:szCs w:val="18"/>
               </w:rPr>
-              <w:t xml:space="preserve">3,076 kWh</w:t>
+              <w:t xml:space="preserve">3,136 kWh</w:t>
             </w:r>
           </w:p>
         </w:tc>
@@ -20424,7 +20424,7 @@
                 <w:sz w:val="18"/>
                 <w:szCs w:val="18"/>
               </w:rPr>
-              <w:t xml:space="preserve">▲ 2.0%</w:t>
+              <w:t xml:space="preserve">▲ 4.0%</w:t>
             </w:r>
           </w:p>
         </w:tc>
@@ -20526,7 +20526,7 @@
                 <w:sz w:val="18"/>
                 <w:szCs w:val="18"/>
               </w:rPr>
-              <w:t xml:space="preserve">781 kWh</w:t>
+              <w:t xml:space="preserve">794 kWh</w:t>
             </w:r>
           </w:p>
         </w:tc>
@@ -20551,7 +20551,7 @@
                 <w:sz w:val="18"/>
                 <w:szCs w:val="18"/>
               </w:rPr>
-              <w:t xml:space="preserve">▲ 1.1%</w:t>
+              <w:t xml:space="preserve">▲ 2.8%</w:t>
             </w:r>
           </w:p>
         </w:tc>
@@ -20653,7 +20653,7 @@
                 <w:sz w:val="18"/>
                 <w:szCs w:val="18"/>
               </w:rPr>
-              <w:t xml:space="preserve">781 kWh</w:t>
+              <w:t xml:space="preserve">794 kWh</w:t>
             </w:r>
           </w:p>
         </w:tc>
@@ -20678,7 +20678,7 @@
                 <w:sz w:val="18"/>
                 <w:szCs w:val="18"/>
               </w:rPr>
-              <w:t xml:space="preserve">▲ 1.1%</w:t>
+              <w:t xml:space="preserve">▲ 2.8%</w:t>
             </w:r>
           </w:p>
         </w:tc>
@@ -20947,7 +20947,7 @@
                 <w:sz w:val="18"/>
                 <w:szCs w:val="18"/>
               </w:rPr>
-              <w:t xml:space="preserve">56 kWh</w:t>
+              <w:t xml:space="preserve">60 kWh</w:t>
             </w:r>
           </w:p>
         </w:tc>
@@ -20972,7 +20972,7 @@
                 <w:sz w:val="18"/>
                 <w:szCs w:val="18"/>
               </w:rPr>
-              <w:t xml:space="preserve">▼ 96.3%</w:t>
+              <w:t xml:space="preserve">▼ 96.0%</w:t>
             </w:r>
           </w:p>
         </w:tc>
@@ -21074,7 +21074,7 @@
                 <w:sz w:val="18"/>
                 <w:szCs w:val="18"/>
               </w:rPr>
-              <w:t xml:space="preserve">614 kWh</w:t>
+              <w:t xml:space="preserve">625 kWh</w:t>
             </w:r>
           </w:p>
         </w:tc>
@@ -21099,7 +21099,7 @@
                 <w:sz w:val="18"/>
                 <w:szCs w:val="18"/>
               </w:rPr>
-              <w:t xml:space="preserve">▼ 30.9%</w:t>
+              <w:t xml:space="preserve">▼ 29.6%</w:t>
             </w:r>
           </w:p>
         </w:tc>
@@ -21151,7 +21151,7 @@
                 <w:sz w:val="18"/>
                 <w:szCs w:val="18"/>
               </w:rPr>
-              <w:t xml:space="preserve">상계문화정보도서관</w:t>
+              <w:t xml:space="preserve">한내지혜의숲</w:t>
             </w:r>
           </w:p>
         </w:tc>
@@ -21176,7 +21176,7 @@
                 <w:sz w:val="18"/>
                 <w:szCs w:val="18"/>
               </w:rPr>
-              <w:t xml:space="preserve">7,649 kWh</w:t>
+              <w:t xml:space="preserve">1,752 kWh</w:t>
             </w:r>
           </w:p>
         </w:tc>
@@ -21201,7 +21201,7 @@
                 <w:sz w:val="18"/>
                 <w:szCs w:val="18"/>
               </w:rPr>
-              <w:t xml:space="preserve">5,441 kWh</w:t>
+              <w:t xml:space="preserve">1,301 kWh</w:t>
             </w:r>
           </w:p>
         </w:tc>
@@ -21226,7 +21226,7 @@
                 <w:sz w:val="18"/>
                 <w:szCs w:val="18"/>
               </w:rPr>
-              <w:t xml:space="preserve">▼ 28.9%</w:t>
+              <w:t xml:space="preserve">▼ 25.8%</w:t>
             </w:r>
           </w:p>
         </w:tc>
@@ -21278,7 +21278,7 @@
                 <w:sz w:val="18"/>
                 <w:szCs w:val="18"/>
               </w:rPr>
-              <w:t xml:space="preserve">상계숲속공동체(작은도서관)</w:t>
+              <w:t xml:space="preserve">월계3동 주민센터</w:t>
             </w:r>
           </w:p>
         </w:tc>
@@ -21303,7 +21303,7 @@
                 <w:sz w:val="18"/>
                 <w:szCs w:val="18"/>
               </w:rPr>
-              <w:t xml:space="preserve">1,048 kWh</w:t>
+              <w:t xml:space="preserve">1,419 kWh</w:t>
             </w:r>
           </w:p>
         </w:tc>
@@ -21328,7 +21328,7 @@
                 <w:sz w:val="18"/>
                 <w:szCs w:val="18"/>
               </w:rPr>
-              <w:t xml:space="preserve">763 kWh</w:t>
+              <w:t xml:space="preserve">1,095 kWh</w:t>
             </w:r>
           </w:p>
         </w:tc>
@@ -21353,7 +21353,7 @@
                 <w:sz w:val="18"/>
                 <w:szCs w:val="18"/>
               </w:rPr>
-              <w:t xml:space="preserve">▼ 27.2%</w:t>
+              <w:t xml:space="preserve">▼ 22.8%</w:t>
             </w:r>
           </w:p>
         </w:tc>
@@ -21405,7 +21405,7 @@
                 <w:sz w:val="18"/>
                 <w:szCs w:val="18"/>
               </w:rPr>
-              <w:t xml:space="preserve">한내지혜의숲</w:t>
+              <w:t xml:space="preserve">상계숲속공동체(작은도서관)</w:t>
             </w:r>
           </w:p>
         </w:tc>
@@ -21430,7 +21430,7 @@
                 <w:sz w:val="18"/>
                 <w:szCs w:val="18"/>
               </w:rPr>
-              <w:t xml:space="preserve">1,752 kWh</w:t>
+              <w:t xml:space="preserve">1,048 kWh</w:t>
             </w:r>
           </w:p>
         </w:tc>
@@ -21455,7 +21455,7 @@
                 <w:sz w:val="18"/>
                 <w:szCs w:val="18"/>
               </w:rPr>
-              <w:t xml:space="preserve">1,280 kWh</w:t>
+              <w:t xml:space="preserve">819 kWh</w:t>
             </w:r>
           </w:p>
         </w:tc>
@@ -21480,7 +21480,7 @@
                 <w:sz w:val="18"/>
                 <w:szCs w:val="18"/>
               </w:rPr>
-              <w:t xml:space="preserve">▼ 27.0%</w:t>
+              <w:t xml:space="preserve">▼ 21.8%</w:t>
             </w:r>
           </w:p>
         </w:tc>
@@ -21532,7 +21532,7 @@
                 <w:sz w:val="18"/>
                 <w:szCs w:val="18"/>
               </w:rPr>
-              <w:t xml:space="preserve">월계3동 주민센터</w:t>
+              <w:t xml:space="preserve">상계1동 주민센터</w:t>
             </w:r>
           </w:p>
         </w:tc>
@@ -21557,7 +21557,7 @@
                 <w:sz w:val="18"/>
                 <w:szCs w:val="18"/>
               </w:rPr>
-              <w:t xml:space="preserve">1,419 kWh</w:t>
+              <w:t xml:space="preserve">3,716 kWh</w:t>
             </w:r>
           </w:p>
         </w:tc>
@@ -21582,7 +21582,7 @@
                 <w:sz w:val="18"/>
                 <w:szCs w:val="18"/>
               </w:rPr>
-              <w:t xml:space="preserve">1,055 kWh</w:t>
+              <w:t xml:space="preserve">2,908 kWh</w:t>
             </w:r>
           </w:p>
         </w:tc>
@@ -21607,7 +21607,7 @@
                 <w:sz w:val="18"/>
                 <w:szCs w:val="18"/>
               </w:rPr>
-              <w:t xml:space="preserve">▼ 25.7%</w:t>
+              <w:t xml:space="preserve">▼ 21.8%</w:t>
             </w:r>
           </w:p>
         </w:tc>
@@ -21659,7 +21659,7 @@
                 <w:sz w:val="18"/>
                 <w:szCs w:val="18"/>
               </w:rPr>
-              <w:t xml:space="preserve">노원천문우주과학관</w:t>
+              <w:t xml:space="preserve">구립 수락노인종합복지관</w:t>
             </w:r>
           </w:p>
         </w:tc>
@@ -21684,7 +21684,7 @@
                 <w:sz w:val="18"/>
                 <w:szCs w:val="18"/>
               </w:rPr>
-              <w:t xml:space="preserve">6,580 kWh</w:t>
+              <w:t xml:space="preserve">6,159 kWh</w:t>
             </w:r>
           </w:p>
         </w:tc>
@@ -21709,7 +21709,7 @@
                 <w:sz w:val="18"/>
                 <w:szCs w:val="18"/>
               </w:rPr>
-              <w:t xml:space="preserve">4,986 kWh</w:t>
+              <w:t xml:space="preserve">4,863 kWh</w:t>
             </w:r>
           </w:p>
         </w:tc>
@@ -21734,7 +21734,7 @@
                 <w:sz w:val="18"/>
                 <w:szCs w:val="18"/>
               </w:rPr>
-              <w:t xml:space="preserve">▼ 24.2%</w:t>
+              <w:t xml:space="preserve">▼ 21.0%</w:t>
             </w:r>
           </w:p>
         </w:tc>
@@ -21786,7 +21786,7 @@
                 <w:sz w:val="18"/>
                 <w:szCs w:val="18"/>
               </w:rPr>
-              <w:t xml:space="preserve">구립 수락노인종합복지관</w:t>
+              <w:t xml:space="preserve">마들보건지소</w:t>
             </w:r>
           </w:p>
         </w:tc>
@@ -21811,7 +21811,7 @@
                 <w:sz w:val="18"/>
                 <w:szCs w:val="18"/>
               </w:rPr>
-              <w:t xml:space="preserve">6,159 kWh</w:t>
+              <w:t xml:space="preserve">1,543 kWh</w:t>
             </w:r>
           </w:p>
         </w:tc>
@@ -21836,7 +21836,7 @@
                 <w:sz w:val="18"/>
                 <w:szCs w:val="18"/>
               </w:rPr>
-              <w:t xml:space="preserve">4,673 kWh</w:t>
+              <w:t xml:space="preserve">1,243 kWh</w:t>
             </w:r>
           </w:p>
         </w:tc>
@@ -21861,7 +21861,7 @@
                 <w:sz w:val="18"/>
                 <w:szCs w:val="18"/>
               </w:rPr>
-              <w:t xml:space="preserve">▼ 24.1%</w:t>
+              <w:t xml:space="preserve">▼ 19.5%</w:t>
             </w:r>
           </w:p>
         </w:tc>
@@ -21963,7 +21963,7 @@
                 <w:sz w:val="18"/>
                 <w:szCs w:val="18"/>
               </w:rPr>
-              <w:t xml:space="preserve">15,212 kWh</w:t>
+              <w:t xml:space="preserve">16,365 kWh</w:t>
             </w:r>
           </w:p>
         </w:tc>
@@ -21988,7 +21988,7 @@
                 <w:sz w:val="18"/>
                 <w:szCs w:val="18"/>
               </w:rPr>
-              <w:t xml:space="preserve">▼ 24.0%</w:t>
+              <w:t xml:space="preserve">▼ 18.3%</w:t>
             </w:r>
           </w:p>
         </w:tc>
@@ -22040,7 +22040,7 @@
                 <w:sz w:val="18"/>
                 <w:szCs w:val="18"/>
               </w:rPr>
-              <w:t xml:space="preserve">공릉청소년문화정보센터</w:t>
+              <w:t xml:space="preserve">공릉1동 주민센터</w:t>
             </w:r>
           </w:p>
         </w:tc>
@@ -22065,7 +22065,7 @@
                 <w:sz w:val="18"/>
                 <w:szCs w:val="18"/>
               </w:rPr>
-              <w:t xml:space="preserve">7,708 kWh</w:t>
+              <w:t xml:space="preserve">1,875 kWh</w:t>
             </w:r>
           </w:p>
         </w:tc>
@@ -22090,7 +22090,7 @@
                 <w:sz w:val="18"/>
                 <w:szCs w:val="18"/>
               </w:rPr>
-              <w:t xml:space="preserve">5,885 kWh</w:t>
+              <w:t xml:space="preserve">1,560 kWh</w:t>
             </w:r>
           </w:p>
         </w:tc>
@@ -22115,7 +22115,7 @@
                 <w:sz w:val="18"/>
                 <w:szCs w:val="18"/>
               </w:rPr>
-              <w:t xml:space="preserve">▼ 23.7%</w:t>
+              <w:t xml:space="preserve">▼ 16.8%</w:t>
             </w:r>
           </w:p>
         </w:tc>
@@ -22167,7 +22167,7 @@
                 <w:sz w:val="18"/>
                 <w:szCs w:val="18"/>
               </w:rPr>
-              <w:t xml:space="preserve">상계1동 주민센터</w:t>
+              <w:t xml:space="preserve">상계문화정보도서관</w:t>
             </w:r>
           </w:p>
         </w:tc>
@@ -22192,7 +22192,7 @@
                 <w:sz w:val="18"/>
                 <w:szCs w:val="18"/>
               </w:rPr>
-              <w:t xml:space="preserve">3,716 kWh</w:t>
+              <w:t xml:space="preserve">7,649 kWh</w:t>
             </w:r>
           </w:p>
         </w:tc>
@@ -22217,7 +22217,7 @@
                 <w:sz w:val="18"/>
                 <w:szCs w:val="18"/>
               </w:rPr>
-              <w:t xml:space="preserve">2,842 kWh</w:t>
+              <w:t xml:space="preserve">6,392 kWh</w:t>
             </w:r>
           </w:p>
         </w:tc>
@@ -22242,7 +22242,7 @@
                 <w:sz w:val="18"/>
                 <w:szCs w:val="18"/>
               </w:rPr>
-              <w:t xml:space="preserve">▼ 23.5%</w:t>
+              <w:t xml:space="preserve">▼ 16.4%</w:t>
             </w:r>
           </w:p>
         </w:tc>
@@ -22294,7 +22294,7 @@
                 <w:sz w:val="18"/>
                 <w:szCs w:val="18"/>
               </w:rPr>
-              <w:t xml:space="preserve">마들보건지소</w:t>
+              <w:t xml:space="preserve">노원어린이도서관</w:t>
             </w:r>
           </w:p>
         </w:tc>
@@ -22319,7 +22319,7 @@
                 <w:sz w:val="18"/>
                 <w:szCs w:val="18"/>
               </w:rPr>
-              <w:t xml:space="preserve">1,543 kWh</w:t>
+              <w:t xml:space="preserve">1,479 kWh</w:t>
             </w:r>
           </w:p>
         </w:tc>
@@ -22344,7 +22344,7 @@
                 <w:sz w:val="18"/>
                 <w:szCs w:val="18"/>
               </w:rPr>
-              <w:t xml:space="preserve">1,215 kWh</w:t>
+              <w:t xml:space="preserve">1,241 kWh</w:t>
             </w:r>
           </w:p>
         </w:tc>
@@ -22369,7 +22369,7 @@
                 <w:sz w:val="18"/>
                 <w:szCs w:val="18"/>
               </w:rPr>
-              <w:t xml:space="preserve">▼ 21.3%</w:t>
+              <w:t xml:space="preserve">▼ 16.1%</w:t>
             </w:r>
           </w:p>
         </w:tc>
@@ -22421,7 +22421,7 @@
                 <w:sz w:val="18"/>
                 <w:szCs w:val="18"/>
               </w:rPr>
-              <w:t xml:space="preserve">노원어린이도서관</w:t>
+              <w:t xml:space="preserve">한내행복발전소</w:t>
             </w:r>
           </w:p>
         </w:tc>
@@ -22446,7 +22446,7 @@
                 <w:sz w:val="18"/>
                 <w:szCs w:val="18"/>
               </w:rPr>
-              <w:t xml:space="preserve">1,479 kWh</w:t>
+              <w:t xml:space="preserve">1,790 kWh</w:t>
             </w:r>
           </w:p>
         </w:tc>
@@ -22471,7 +22471,7 @@
                 <w:sz w:val="18"/>
                 <w:szCs w:val="18"/>
               </w:rPr>
-              <w:t xml:space="preserve">1,173 kWh</w:t>
+              <w:t xml:space="preserve">1,525 kWh</w:t>
             </w:r>
           </w:p>
         </w:tc>
@@ -22496,7 +22496,7 @@
                 <w:sz w:val="18"/>
                 <w:szCs w:val="18"/>
               </w:rPr>
-              <w:t xml:space="preserve">▼ 20.7%</w:t>
+              <w:t xml:space="preserve">▼ 14.8%</w:t>
             </w:r>
           </w:p>
         </w:tc>
@@ -22548,7 +22548,7 @@
                 <w:sz w:val="18"/>
                 <w:szCs w:val="18"/>
               </w:rPr>
-              <w:t xml:space="preserve">공릉1동 주민센터</w:t>
+              <w:t xml:space="preserve">중계본동 주민센터</w:t>
             </w:r>
           </w:p>
         </w:tc>
@@ -22573,7 +22573,7 @@
                 <w:sz w:val="18"/>
                 <w:szCs w:val="18"/>
               </w:rPr>
-              <w:t xml:space="preserve">1,875 kWh</w:t>
+              <w:t xml:space="preserve">1,796 kWh</w:t>
             </w:r>
           </w:p>
         </w:tc>
@@ -22598,7 +22598,7 @@
                 <w:sz w:val="18"/>
                 <w:szCs w:val="18"/>
               </w:rPr>
-              <w:t xml:space="preserve">1,526 kWh</w:t>
+              <w:t xml:space="preserve">1,539 kWh</w:t>
             </w:r>
           </w:p>
         </w:tc>
@@ -22623,7 +22623,7 @@
                 <w:sz w:val="18"/>
                 <w:szCs w:val="18"/>
               </w:rPr>
-              <w:t xml:space="preserve">▼ 18.6%</w:t>
+              <w:t xml:space="preserve">▼ 14.3%</w:t>
             </w:r>
           </w:p>
         </w:tc>
@@ -22725,7 +22725,7 @@
                 <w:sz w:val="18"/>
                 <w:szCs w:val="18"/>
               </w:rPr>
-              <w:t xml:space="preserve">7,338 kWh</w:t>
+              <w:t xml:space="preserve">7,707 kWh</w:t>
             </w:r>
           </w:p>
         </w:tc>
@@ -22750,7 +22750,7 @@
                 <w:sz w:val="18"/>
                 <w:szCs w:val="18"/>
               </w:rPr>
-              <w:t xml:space="preserve">▼ 18.2%</w:t>
+              <w:t xml:space="preserve">▼ 14.0%</w:t>
             </w:r>
           </w:p>
         </w:tc>
@@ -22959,7 +22959,7 @@
                 <w:sz w:val="18"/>
                 <w:szCs w:val="18"/>
               </w:rPr>
-              <w:t xml:space="preserve">84,437 kWh</w:t>
+              <w:t xml:space="preserve">94,042 kWh</w:t>
             </w:r>
           </w:p>
         </w:tc>
@@ -23009,7 +23009,7 @@
                 <w:sz w:val="18"/>
                 <w:szCs w:val="18"/>
               </w:rPr>
-              <w:t xml:space="preserve">▼ 16.4%</w:t>
+              <w:t xml:space="preserve">▼ 6.9%</w:t>
             </w:r>
           </w:p>
         </w:tc>
@@ -23061,7 +23061,7 @@
                 <w:sz w:val="18"/>
                 <w:szCs w:val="18"/>
               </w:rPr>
-              <w:t xml:space="preserve">2,842 kWh</w:t>
+              <w:t xml:space="preserve">2,908 kWh</w:t>
             </w:r>
           </w:p>
         </w:tc>
@@ -23111,7 +23111,7 @@
                 <w:sz w:val="18"/>
                 <w:szCs w:val="18"/>
               </w:rPr>
-              <w:t xml:space="preserve">▼ 23.5%</w:t>
+              <w:t xml:space="preserve">▼ 21.8%</w:t>
             </w:r>
           </w:p>
         </w:tc>
@@ -23163,7 +23163,7 @@
                 <w:sz w:val="18"/>
                 <w:szCs w:val="18"/>
               </w:rPr>
-              <w:t xml:space="preserve">7,391 kWh</w:t>
+              <w:t xml:space="preserve">8,678 kWh</w:t>
             </w:r>
           </w:p>
         </w:tc>
@@ -23213,7 +23213,7 @@
                 <w:sz w:val="18"/>
                 <w:szCs w:val="18"/>
               </w:rPr>
-              <w:t xml:space="preserve">▼ 17.4%</w:t>
+              <w:t xml:space="preserve">▼ 3.0%</w:t>
             </w:r>
           </w:p>
         </w:tc>
@@ -23265,7 +23265,7 @@
                 <w:sz w:val="18"/>
                 <w:szCs w:val="18"/>
               </w:rPr>
-              <w:t xml:space="preserve">842 kWh</w:t>
+              <w:t xml:space="preserve">861 kWh</w:t>
             </w:r>
           </w:p>
         </w:tc>
@@ -23315,7 +23315,7 @@
                 <w:sz w:val="18"/>
                 <w:szCs w:val="18"/>
               </w:rPr>
-              <w:t xml:space="preserve">▼ 11.5%</w:t>
+              <w:t xml:space="preserve">▼ 9.5%</w:t>
             </w:r>
           </w:p>
         </w:tc>
@@ -23559,7 +23559,7 @@
                 <w:sz w:val="18"/>
                 <w:szCs w:val="18"/>
               </w:rPr>
-              <w:t xml:space="preserve">3,307 kWh</w:t>
+              <w:t xml:space="preserve">3,817 kWh</w:t>
             </w:r>
           </w:p>
         </w:tc>
@@ -23609,7 +23609,7 @@
                 <w:sz w:val="18"/>
                 <w:szCs w:val="18"/>
               </w:rPr>
-              <w:t xml:space="preserve">▼ 27.5%</w:t>
+              <w:t xml:space="preserve">▼ 16.4%</w:t>
             </w:r>
           </w:p>
         </w:tc>
@@ -23686,7 +23686,7 @@
                 <w:sz w:val="18"/>
                 <w:szCs w:val="18"/>
               </w:rPr>
-              <w:t xml:space="preserve">5,120 kWh</w:t>
+              <w:t xml:space="preserve">5,652 kWh</w:t>
             </w:r>
           </w:p>
         </w:tc>
@@ -23736,7 +23736,7 @@
                 <w:sz w:val="18"/>
                 <w:szCs w:val="18"/>
               </w:rPr>
-              <w:t xml:space="preserve">▲ 7.6%</w:t>
+              <w:t xml:space="preserve">▲ 18.8%</w:t>
             </w:r>
           </w:p>
         </w:tc>
@@ -23813,7 +23813,7 @@
                 <w:sz w:val="18"/>
                 <w:szCs w:val="18"/>
               </w:rPr>
-              <w:t xml:space="preserve">2,249 kWh</w:t>
+              <w:t xml:space="preserve">2,335 kWh</w:t>
             </w:r>
           </w:p>
         </w:tc>
@@ -23863,7 +23863,7 @@
                 <w:sz w:val="18"/>
                 <w:szCs w:val="18"/>
               </w:rPr>
-              <w:t xml:space="preserve">▼ 11.4%</w:t>
+              <w:t xml:space="preserve">▼ 8.1%</w:t>
             </w:r>
           </w:p>
         </w:tc>
@@ -23940,7 +23940,7 @@
                 <w:sz w:val="18"/>
                 <w:szCs w:val="18"/>
               </w:rPr>
-              <w:t xml:space="preserve">2,992 kWh</w:t>
+              <w:t xml:space="preserve">3,078 kWh</w:t>
             </w:r>
           </w:p>
         </w:tc>
@@ -23990,7 +23990,7 @@
                 <w:sz w:val="18"/>
                 <w:szCs w:val="18"/>
               </w:rPr>
-              <w:t xml:space="preserve">▼ 15.7%</w:t>
+              <w:t xml:space="preserve">▼ 13.3%</w:t>
             </w:r>
           </w:p>
         </w:tc>
@@ -24067,7 +24067,7 @@
                 <w:sz w:val="18"/>
                 <w:szCs w:val="18"/>
               </w:rPr>
-              <w:t xml:space="preserve">19,290 kWh</w:t>
+              <w:t xml:space="preserve">22,722 kWh</w:t>
             </w:r>
           </w:p>
         </w:tc>
@@ -24117,7 +24117,7 @@
                 <w:sz w:val="18"/>
                 <w:szCs w:val="18"/>
               </w:rPr>
-              <w:t xml:space="preserve">▲ 18.7%</w:t>
+              <w:t xml:space="preserve">▲ 39.8%</w:t>
             </w:r>
           </w:p>
         </w:tc>
@@ -24194,7 +24194,7 @@
                 <w:sz w:val="18"/>
                 <w:szCs w:val="18"/>
               </w:rPr>
-              <w:t xml:space="preserve">1,967 kWh</w:t>
+              <w:t xml:space="preserve">2,047 kWh</w:t>
             </w:r>
           </w:p>
         </w:tc>
@@ -24244,7 +24244,7 @@
                 <w:sz w:val="18"/>
                 <w:szCs w:val="18"/>
               </w:rPr>
-              <w:t xml:space="preserve">▼ 14.7%</w:t>
+              <w:t xml:space="preserve">▼ 11.2%</w:t>
             </w:r>
           </w:p>
         </w:tc>
@@ -24321,7 +24321,7 @@
                 <w:sz w:val="18"/>
                 <w:szCs w:val="18"/>
               </w:rPr>
-              <w:t xml:space="preserve">12,051 kWh</w:t>
+              <w:t xml:space="preserve">12,940 kWh</w:t>
             </w:r>
           </w:p>
         </w:tc>
@@ -24371,7 +24371,7 @@
                 <w:sz w:val="18"/>
                 <w:szCs w:val="18"/>
               </w:rPr>
-              <w:t xml:space="preserve">▼ 19.1%</w:t>
+              <w:t xml:space="preserve">▼ 13.2%</w:t>
             </w:r>
           </w:p>
         </w:tc>
@@ -24448,7 +24448,7 @@
                 <w:sz w:val="18"/>
                 <w:szCs w:val="18"/>
               </w:rPr>
-              <w:t xml:space="preserve">1,029 kWh</w:t>
+              <w:t xml:space="preserve">1,056 kWh</w:t>
             </w:r>
           </w:p>
         </w:tc>
@@ -24498,7 +24498,7 @@
                 <w:sz w:val="18"/>
                 <w:szCs w:val="18"/>
               </w:rPr>
-              <w:t xml:space="preserve">▼ 18.3%</w:t>
+              <w:t xml:space="preserve">▼ 16.1%</w:t>
             </w:r>
           </w:p>
         </w:tc>
